--- a/docs/EYEPOP_연차관리시스템_도입보고_260428.docx
+++ b/docs/EYEPOP_연차관리시스템_도입보고_260428.docx
@@ -2,7 +2,7 @@
 <file path=word/document.xml><?xml version="1.0" encoding="utf-8"?>
 <w:document xmlns:w="http://schemas.openxmlformats.org/wordprocessingml/2006/main" xmlns:m="http://schemas.openxmlformats.org/officeDocument/2006/math" xmlns:r="http://schemas.openxmlformats.org/officeDocument/2006/relationships" xmlns:o="urn:schemas-microsoft-com:office:office" xmlns:v="urn:schemas-microsoft-com:vml" xmlns:w10="urn:schemas-microsoft-com:office:word" xmlns:a="http://schemas.openxmlformats.org/drawingml/2006/main" xmlns:pic="http://schemas.openxmlformats.org/drawingml/2006/picture" xmlns:wp="http://schemas.openxmlformats.org/drawingml/2006/wordprocessingDrawing">
   <w:body>
-    <w:bookmarkStart w:id="23" w:name="eyepop-연차관리-시스템-도입-보고"/>
+    <w:bookmarkStart w:id="15" w:name="eyepop-연차관리-시스템-도입-보고"/>
     <w:p>
       <w:pPr>
         <w:pStyle w:val="Heading1"/>
@@ -100,7 +100,7 @@
               <w:pStyle w:val="Compact"/>
             </w:pPr>
             <w:r>
-              <w:t xml:space="preserve">2026년 4월 28일</w:t>
+              <w:t xml:space="preserve">2026. 4. 28.</w:t>
             </w:r>
           </w:p>
         </w:tc>
@@ -128,35 +128,7 @@
               <w:pStyle w:val="Compact"/>
             </w:pPr>
             <w:r>
-              <w:t xml:space="preserve">2026년 5월 1일</w:t>
-            </w:r>
-          </w:p>
-        </w:tc>
-      </w:tr>
-      <w:tr>
-        <w:tc>
-          <w:tcPr/>
-          <w:p>
-            <w:pPr>
-              <w:pStyle w:val="Compact"/>
-            </w:pPr>
-            <w:r>
-              <w:rPr>
-                <w:b/>
-                <w:bCs/>
-              </w:rPr>
-              <w:t xml:space="preserve">제목</w:t>
-            </w:r>
-          </w:p>
-        </w:tc>
-        <w:tc>
-          <w:tcPr/>
-          <w:p>
-            <w:pPr>
-              <w:pStyle w:val="Compact"/>
-            </w:pPr>
-            <w:r>
-              <w:t xml:space="preserve">사내 연차관리 시스템 도입 및 운영 시작 보고</w:t>
+              <w:t xml:space="preserve">2026. 5. 1.</w:t>
             </w:r>
           </w:p>
         </w:tc>
@@ -175,7 +147,7 @@
         <w:pStyle w:val="Heading2"/>
       </w:pPr>
       <w:r>
-        <w:t xml:space="preserve">1. 보고 요지</w:t>
+        <w:t xml:space="preserve">□ 보고 요지</w:t>
       </w:r>
     </w:p>
     <w:p>
@@ -183,7 +155,7 @@
         <w:pStyle w:val="FirstParagraph"/>
       </w:pPr>
       <w:r>
-        <w:t xml:space="preserve">기존 연차 신청·승인 프로세스의 비효율을 개선하고 근로기준법상 사용촉진 통지 등 법정 의무 이행의 정확성을 확보하기 위해,</w:t>
+        <w:t xml:space="preserve">연차 신청·승인 절차의 효율화 및 근로기준법상 사용촉진 통지 의무 이행의 정확성 확보를 위해,</w:t>
       </w:r>
       <w:r>
         <w:t xml:space="preserve"> </w:t>
@@ -209,7 +181,7 @@
         <w:t xml:space="preserve">2026년 5월 1일부</w:t>
       </w:r>
       <w:r>
-        <w:t xml:space="preserve">로 본격 운영을 시작하고자 합니다.</w:t>
+        <w:t xml:space="preserve">로 본격 운영을 시작하고자 함.</w:t>
       </w:r>
     </w:p>
     <w:p>
@@ -220,28 +192,171 @@
       </w:r>
     </w:p>
     <w:bookmarkEnd w:id="9"/>
-    <w:bookmarkStart w:id="10" w:name="도입-배경"/>
+    <w:bookmarkStart w:id="10" w:name="추진-배경"/>
     <w:p>
       <w:pPr>
         <w:pStyle w:val="Heading2"/>
       </w:pPr>
       <w:r>
-        <w:t xml:space="preserve">2. 도입 배경</w:t>
-      </w:r>
-    </w:p>
-    <w:p>
-      <w:pPr>
-        <w:pStyle w:val="FirstParagraph"/>
-      </w:pPr>
-      <w:r>
-        <w:t xml:space="preserve">기존 연차 운영 방식의 한계점:</w:t>
+        <w:t xml:space="preserve">□ 추진 배경</w:t>
+      </w:r>
+    </w:p>
+    <w:p>
+      <w:pPr>
+        <w:pStyle w:val="Compact"/>
+        <w:numPr>
+          <w:ilvl w:val="0"/>
+          <w:numId w:val="1001"/>
+        </w:numPr>
+      </w:pPr>
+      <w:r>
+        <w:t xml:space="preserve">수기·이메일 분산으로 인한 누락·소실 위험</w:t>
+      </w:r>
+    </w:p>
+    <w:p>
+      <w:pPr>
+        <w:pStyle w:val="Compact"/>
+        <w:numPr>
+          <w:ilvl w:val="0"/>
+          <w:numId w:val="1001"/>
+        </w:numPr>
+      </w:pPr>
+      <w:r>
+        <w:t xml:space="preserve">잔여 연차 실시간 파악 불가</w:t>
+      </w:r>
+    </w:p>
+    <w:p>
+      <w:pPr>
+        <w:pStyle w:val="Compact"/>
+        <w:numPr>
+          <w:ilvl w:val="0"/>
+          <w:numId w:val="1001"/>
+        </w:numPr>
+      </w:pPr>
+      <w:r>
+        <w:t xml:space="preserve">SECOM 출퇴근 기록과 연차 데이터 분리</w:t>
+      </w:r>
+    </w:p>
+    <w:p>
+      <w:pPr>
+        <w:pStyle w:val="Compact"/>
+        <w:numPr>
+          <w:ilvl w:val="0"/>
+          <w:numId w:val="1001"/>
+        </w:numPr>
+      </w:pPr>
+      <w:r>
+        <w:t xml:space="preserve">연차 사용촉진 통지(근로기준법 §61) 누락 시 미사용 연차 보상 의무 발생</w:t>
+      </w:r>
+    </w:p>
+    <w:p>
+      <w:r>
+        <w:pict>
+          <v:rect style="width:0;height:1.5pt" o:hralign="center" o:hrstd="t" o:hr="t"/>
+        </w:pict>
+      </w:r>
+    </w:p>
+    <w:bookmarkEnd w:id="10"/>
+    <w:bookmarkStart w:id="11" w:name="시스템-주요-기능"/>
+    <w:p>
+      <w:pPr>
+        <w:pStyle w:val="Heading2"/>
+      </w:pPr>
+      <w:r>
+        <w:t xml:space="preserve">□ 시스템 주요 기능</w:t>
+      </w:r>
+    </w:p>
+    <w:p>
+      <w:pPr>
+        <w:pStyle w:val="Compact"/>
+        <w:numPr>
+          <w:ilvl w:val="0"/>
+          <w:numId w:val="1002"/>
+        </w:numPr>
+      </w:pPr>
+      <w:r>
+        <w:t xml:space="preserve">웹 기반 신청 (PC·모바일 동일):</w:t>
+      </w:r>
+      <w:r>
+        <w:t xml:space="preserve"> </w:t>
+      </w:r>
+      <w:r>
+        <w:rPr>
+          <w:b/>
+          <w:bCs/>
+        </w:rPr>
+        <w:t xml:space="preserve">leave.eyepopeng.com</w:t>
+      </w:r>
+    </w:p>
+    <w:p>
+      <w:pPr>
+        <w:pStyle w:val="Compact"/>
+        <w:numPr>
+          <w:ilvl w:val="0"/>
+          <w:numId w:val="1002"/>
+        </w:numPr>
+      </w:pPr>
+      <w:r>
+        <w:t xml:space="preserve">자동 승인 모드 + 메일 [철회] 1클릭 (별도 인증 불필요)</w:t>
+      </w:r>
+    </w:p>
+    <w:p>
+      <w:pPr>
+        <w:pStyle w:val="Compact"/>
+        <w:numPr>
+          <w:ilvl w:val="0"/>
+          <w:numId w:val="1002"/>
+        </w:numPr>
+      </w:pPr>
+      <w:r>
+        <w:t xml:space="preserve">SECOM 출퇴근 자동 대조</w:t>
+      </w:r>
+    </w:p>
+    <w:p>
+      <w:pPr>
+        <w:pStyle w:val="Compact"/>
+        <w:numPr>
+          <w:ilvl w:val="0"/>
+          <w:numId w:val="1002"/>
+        </w:numPr>
+      </w:pPr>
+      <w:r>
+        <w:t xml:space="preserve">사용촉진 통지 자동 발송 (7월·10월)</w:t>
+      </w:r>
+    </w:p>
+    <w:p>
+      <w:pPr>
+        <w:pStyle w:val="Compact"/>
+        <w:numPr>
+          <w:ilvl w:val="0"/>
+          <w:numId w:val="1002"/>
+        </w:numPr>
+      </w:pPr>
+      <w:r>
+        <w:t xml:space="preserve">모든 작업 영구 보관 (감사 추적성 확보)</w:t>
+      </w:r>
+    </w:p>
+    <w:p>
+      <w:r>
+        <w:pict>
+          <v:rect style="width:0;height:1.5pt" o:hralign="center" o:hrstd="t" o:hr="t"/>
+        </w:pict>
+      </w:r>
+    </w:p>
+    <w:bookmarkEnd w:id="11"/>
+    <w:bookmarkStart w:id="12" w:name="기대-효과"/>
+    <w:p>
+      <w:pPr>
+        <w:pStyle w:val="Heading2"/>
+      </w:pPr>
+      <w:r>
+        <w:t xml:space="preserve">□ 기대 효과</w:t>
       </w:r>
     </w:p>
     <w:tbl>
       <w:tblPr>
         <w:tblStyle w:val="Table"/>
-        <w:tblW w:type="pct" w:w="5000"/>
-        <w:tblLayout w:type="fixed"/>
+        <w:tblW w:type="auto" w:w="0"/>
         <w:tblLook w:firstRow="1" w:lastRow="0" w:firstColumn="0" w:lastColumn="0" w:noHBand="0" w:noVBand="0" w:val="0020"/>
       </w:tblPr>
       <w:tblGrid>
@@ -260,29 +375,29 @@
               <w:pStyle w:val="Compact"/>
             </w:pPr>
             <w:r>
-              <w:t xml:space="preserve">구분</w:t>
-            </w:r>
-          </w:p>
-        </w:tc>
-        <w:tc>
-          <w:tcPr/>
-          <w:p>
-            <w:pPr>
-              <w:pStyle w:val="Compact"/>
-            </w:pPr>
-            <w:r>
-              <w:t xml:space="preserve">기존 방식</w:t>
-            </w:r>
-          </w:p>
-        </w:tc>
-        <w:tc>
-          <w:tcPr/>
-          <w:p>
-            <w:pPr>
-              <w:pStyle w:val="Compact"/>
-            </w:pPr>
-            <w:r>
-              <w:t xml:space="preserve">문제점</w:t>
+              <w:t xml:space="preserve">항목</w:t>
+            </w:r>
+          </w:p>
+        </w:tc>
+        <w:tc>
+          <w:tcPr/>
+          <w:p>
+            <w:pPr>
+              <w:pStyle w:val="Compact"/>
+            </w:pPr>
+            <w:r>
+              <w:t xml:space="preserve">기존</w:t>
+            </w:r>
+          </w:p>
+        </w:tc>
+        <w:tc>
+          <w:tcPr/>
+          <w:p>
+            <w:pPr>
+              <w:pStyle w:val="Compact"/>
+            </w:pPr>
+            <w:r>
+              <w:t xml:space="preserve">도입 후</w:t>
             </w:r>
           </w:p>
         </w:tc>
@@ -295,29 +410,29 @@
               <w:pStyle w:val="Compact"/>
             </w:pPr>
             <w:r>
-              <w:t xml:space="preserve">신청 절차</w:t>
-            </w:r>
-          </w:p>
-        </w:tc>
-        <w:tc>
-          <w:tcPr/>
-          <w:p>
-            <w:pPr>
-              <w:pStyle w:val="Compact"/>
-            </w:pPr>
-            <w:r>
-              <w:t xml:space="preserve">수기 양식·이메일 분산</w:t>
-            </w:r>
-          </w:p>
-        </w:tc>
-        <w:tc>
-          <w:tcPr/>
-          <w:p>
-            <w:pPr>
-              <w:pStyle w:val="Compact"/>
-            </w:pPr>
-            <w:r>
-              <w:t xml:space="preserve">누락·소실 위험, 처리 지연</w:t>
+              <w:t xml:space="preserve">신청 1건 처리 시간</w:t>
+            </w:r>
+          </w:p>
+        </w:tc>
+        <w:tc>
+          <w:tcPr/>
+          <w:p>
+            <w:pPr>
+              <w:pStyle w:val="Compact"/>
+            </w:pPr>
+            <w:r>
+              <w:t xml:space="preserve">약 5분</w:t>
+            </w:r>
+          </w:p>
+        </w:tc>
+        <w:tc>
+          <w:tcPr/>
+          <w:p>
+            <w:pPr>
+              <w:pStyle w:val="Compact"/>
+            </w:pPr>
+            <w:r>
+              <w:t xml:space="preserve">약 1분 (80%↓)</w:t>
             </w:r>
           </w:p>
         </w:tc>
@@ -330,29 +445,29 @@
               <w:pStyle w:val="Compact"/>
             </w:pPr>
             <w:r>
-              <w:t xml:space="preserve">잔여 연차 확인</w:t>
-            </w:r>
-          </w:p>
-        </w:tc>
-        <w:tc>
-          <w:tcPr/>
-          <w:p>
-            <w:pPr>
-              <w:pStyle w:val="Compact"/>
-            </w:pPr>
-            <w:r>
-              <w:t xml:space="preserve">수동 집계</w:t>
-            </w:r>
-          </w:p>
-        </w:tc>
-        <w:tc>
-          <w:tcPr/>
-          <w:p>
-            <w:pPr>
-              <w:pStyle w:val="Compact"/>
-            </w:pPr>
-            <w:r>
-              <w:t xml:space="preserve">직원·관리자 모두 실시간 파악 불가</w:t>
+              <w:t xml:space="preserve">월 관리자 업무 시간 (30건/월 가정)</w:t>
+            </w:r>
+          </w:p>
+        </w:tc>
+        <w:tc>
+          <w:tcPr/>
+          <w:p>
+            <w:pPr>
+              <w:pStyle w:val="Compact"/>
+            </w:pPr>
+            <w:r>
+              <w:t xml:space="preserve">약 5시간</w:t>
+            </w:r>
+          </w:p>
+        </w:tc>
+        <w:tc>
+          <w:tcPr/>
+          <w:p>
+            <w:pPr>
+              <w:pStyle w:val="Compact"/>
+            </w:pPr>
+            <w:r>
+              <w:t xml:space="preserve">약 1시간 (80%↓)</w:t>
             </w:r>
           </w:p>
         </w:tc>
@@ -365,29 +480,29 @@
               <w:pStyle w:val="Compact"/>
             </w:pPr>
             <w:r>
-              <w:t xml:space="preserve">출퇴근 기록 대조</w:t>
-            </w:r>
-          </w:p>
-        </w:tc>
-        <w:tc>
-          <w:tcPr/>
-          <w:p>
-            <w:pPr>
-              <w:pStyle w:val="Compact"/>
-            </w:pPr>
-            <w:r>
-              <w:t xml:space="preserve">별도 수작업</w:t>
-            </w:r>
-          </w:p>
-        </w:tc>
-        <w:tc>
-          <w:tcPr/>
-          <w:p>
-            <w:pPr>
-              <w:pStyle w:val="Compact"/>
-            </w:pPr>
-            <w:r>
-              <w:t xml:space="preserve">SECOM 기록과 연차 데이터 분리</w:t>
+              <w:t xml:space="preserve">사용촉진 통지 누락 위험</w:t>
+            </w:r>
+          </w:p>
+        </w:tc>
+        <w:tc>
+          <w:tcPr/>
+          <w:p>
+            <w:pPr>
+              <w:pStyle w:val="Compact"/>
+            </w:pPr>
+            <w:r>
+              <w:t xml:space="preserve">존재</w:t>
+            </w:r>
+          </w:p>
+        </w:tc>
+        <w:tc>
+          <w:tcPr/>
+          <w:p>
+            <w:pPr>
+              <w:pStyle w:val="Compact"/>
+            </w:pPr>
+            <w:r>
+              <w:t xml:space="preserve">0% (자동화)</w:t>
             </w:r>
           </w:p>
         </w:tc>
@@ -400,29 +515,29 @@
               <w:pStyle w:val="Compact"/>
             </w:pPr>
             <w:r>
-              <w:t xml:space="preserve">사용촉진 통지 (근기법 제61조)</w:t>
-            </w:r>
-          </w:p>
-        </w:tc>
-        <w:tc>
-          <w:tcPr/>
-          <w:p>
-            <w:pPr>
-              <w:pStyle w:val="Compact"/>
-            </w:pPr>
-            <w:r>
-              <w:t xml:space="preserve">수동 발송</w:t>
-            </w:r>
-          </w:p>
-        </w:tc>
-        <w:tc>
-          <w:tcPr/>
-          <w:p>
-            <w:pPr>
-              <w:pStyle w:val="Compact"/>
-            </w:pPr>
-            <w:r>
-              <w:t xml:space="preserve">누락 시 미사용 연차 보상 의무 발생</w:t>
+              <w:t xml:space="preserve">외부 SaaS 도입비 (참고)</w:t>
+            </w:r>
+          </w:p>
+        </w:tc>
+        <w:tc>
+          <w:tcPr/>
+          <w:p>
+            <w:pPr>
+              <w:pStyle w:val="Compact"/>
+            </w:pPr>
+            <w:r>
+              <w:t xml:space="preserve">연 200~500만 원</w:t>
+            </w:r>
+          </w:p>
+        </w:tc>
+        <w:tc>
+          <w:tcPr/>
+          <w:p>
+            <w:pPr>
+              <w:pStyle w:val="Compact"/>
+            </w:pPr>
+            <w:r>
+              <w:t xml:space="preserve">0원 (자체 개발)</w:t>
             </w:r>
           </w:p>
         </w:tc>
@@ -435,29 +550,29 @@
               <w:pStyle w:val="Compact"/>
             </w:pPr>
             <w:r>
-              <w:t xml:space="preserve">감사 추적성</w:t>
-            </w:r>
-          </w:p>
-        </w:tc>
-        <w:tc>
-          <w:tcPr/>
-          <w:p>
-            <w:pPr>
-              <w:pStyle w:val="Compact"/>
-            </w:pPr>
-            <w:r>
-              <w:t xml:space="preserve">미흡</w:t>
-            </w:r>
-          </w:p>
-        </w:tc>
-        <w:tc>
-          <w:tcPr/>
-          <w:p>
-            <w:pPr>
-              <w:pStyle w:val="Compact"/>
-            </w:pPr>
-            <w:r>
-              <w:t xml:space="preserve">신청·승인·변경 이력 추적 어려움</w:t>
+              <w:t xml:space="preserve">종이·인쇄·보관 직간접 비용</w:t>
+            </w:r>
+          </w:p>
+        </w:tc>
+        <w:tc>
+          <w:tcPr/>
+          <w:p>
+            <w:pPr>
+              <w:pStyle w:val="Compact"/>
+            </w:pPr>
+            <w:r>
+              <w:t xml:space="preserve">연 약 100만 원 이상</w:t>
+            </w:r>
+          </w:p>
+        </w:tc>
+        <w:tc>
+          <w:tcPr/>
+          <w:p>
+            <w:pPr>
+              <w:pStyle w:val="Compact"/>
+            </w:pPr>
+            <w:r>
+              <w:t xml:space="preserve">0원</w:t>
             </w:r>
           </w:p>
         </w:tc>
@@ -466,895 +581,6 @@
     <w:p>
       <w:pPr>
         <w:pStyle w:val="BodyText"/>
-      </w:pPr>
-      <w:r>
-        <w:t xml:space="preserve">→ 이를 해결하기 위해</w:t>
-      </w:r>
-      <w:r>
-        <w:t xml:space="preserve"> </w:t>
-      </w:r>
-      <w:r>
-        <w:rPr>
-          <w:b/>
-          <w:bCs/>
-        </w:rPr>
-        <w:t xml:space="preserve">사내 자체 개발 + 클라우드 운영(외부 라이선스 비용 없음)</w:t>
-      </w:r>
-      <w:r>
-        <w:t xml:space="preserve"> </w:t>
-      </w:r>
-      <w:r>
-        <w:t xml:space="preserve">방식으로 시스템을 구축하였습니다.</w:t>
-      </w:r>
-    </w:p>
-    <w:p>
-      <w:r>
-        <w:pict>
-          <v:rect style="width:0;height:1.5pt" o:hralign="center" o:hrstd="t" o:hr="t"/>
-        </w:pict>
-      </w:r>
-    </w:p>
-    <w:bookmarkEnd w:id="10"/>
-    <w:bookmarkStart w:id="14" w:name="시스템-주요-기능"/>
-    <w:p>
-      <w:pPr>
-        <w:pStyle w:val="Heading2"/>
-      </w:pPr>
-      <w:r>
-        <w:t xml:space="preserve">3. 시스템 주요 기능</w:t>
-      </w:r>
-    </w:p>
-    <w:bookmarkStart w:id="11" w:name="직원-측-기능"/>
-    <w:p>
-      <w:pPr>
-        <w:pStyle w:val="Heading3"/>
-      </w:pPr>
-      <w:r>
-        <w:t xml:space="preserve">3-1. 직원 측 기능</w:t>
-      </w:r>
-    </w:p>
-    <w:p>
-      <w:pPr>
-        <w:pStyle w:val="Compact"/>
-        <w:numPr>
-          <w:ilvl w:val="0"/>
-          <w:numId w:val="1001"/>
-        </w:numPr>
-      </w:pPr>
-      <w:r>
-        <w:t xml:space="preserve">웹 기반 신청 (PC·모바일 동일 접속): https://leave.eyepopeng.com</w:t>
-      </w:r>
-    </w:p>
-    <w:p>
-      <w:pPr>
-        <w:pStyle w:val="Compact"/>
-        <w:numPr>
-          <w:ilvl w:val="0"/>
-          <w:numId w:val="1001"/>
-        </w:numPr>
-      </w:pPr>
-      <w:r>
-        <w:t xml:space="preserve">휴가 종류 5종: 연차·3/4차·반차(시간 직접 입력)·반반차·없음</w:t>
-      </w:r>
-    </w:p>
-    <w:p>
-      <w:pPr>
-        <w:pStyle w:val="Compact"/>
-        <w:numPr>
-          <w:ilvl w:val="0"/>
-          <w:numId w:val="1001"/>
-        </w:numPr>
-      </w:pPr>
-      <w:r>
-        <w:rPr>
-          <w:b/>
-          <w:bCs/>
-        </w:rPr>
-        <w:t xml:space="preserve">자동 잔여 연차 표시</w:t>
-      </w:r>
-      <w:r>
-        <w:t xml:space="preserve"> </w:t>
-      </w:r>
-      <w:r>
-        <w:t xml:space="preserve">(신청 시점 즉시)</w:t>
-      </w:r>
-    </w:p>
-    <w:p>
-      <w:pPr>
-        <w:pStyle w:val="Compact"/>
-        <w:numPr>
-          <w:ilvl w:val="0"/>
-          <w:numId w:val="1001"/>
-        </w:numPr>
-      </w:pPr>
-      <w:r>
-        <w:rPr>
-          <w:b/>
-          <w:bCs/>
-        </w:rPr>
-        <w:t xml:space="preserve">메일 [철회] 1클릭</w:t>
-      </w:r>
-      <w:r>
-        <w:t xml:space="preserve"> </w:t>
-      </w:r>
-      <w:r>
-        <w:t xml:space="preserve">(잘못 신청 시 직원이 직접 철회, 별도 인증 불필요)</w:t>
-      </w:r>
-    </w:p>
-    <w:bookmarkEnd w:id="11"/>
-    <w:bookmarkStart w:id="12" w:name="관리자-측-기능-경영기획실"/>
-    <w:p>
-      <w:pPr>
-        <w:pStyle w:val="Heading3"/>
-      </w:pPr>
-      <w:r>
-        <w:t xml:space="preserve">3-2. 관리자 측 기능 (경영기획실)</w:t>
-      </w:r>
-    </w:p>
-    <w:p>
-      <w:pPr>
-        <w:pStyle w:val="Compact"/>
-        <w:numPr>
-          <w:ilvl w:val="0"/>
-          <w:numId w:val="1002"/>
-        </w:numPr>
-      </w:pPr>
-      <w:r>
-        <w:t xml:space="preserve">신청·승인·반려·수정·삭제 통합 관리 화면</w:t>
-      </w:r>
-    </w:p>
-    <w:p>
-      <w:pPr>
-        <w:pStyle w:val="Compact"/>
-        <w:numPr>
-          <w:ilvl w:val="0"/>
-          <w:numId w:val="1002"/>
-        </w:numPr>
-      </w:pPr>
-      <w:r>
-        <w:rPr>
-          <w:b/>
-          <w:bCs/>
-        </w:rPr>
-        <w:t xml:space="preserve">자동 승인 모드</w:t>
-      </w:r>
-      <w:r>
-        <w:t xml:space="preserve"> </w:t>
-      </w:r>
-      <w:r>
-        <w:t xml:space="preserve">(관리자 부담 최소화)</w:t>
-      </w:r>
-    </w:p>
-    <w:p>
-      <w:pPr>
-        <w:pStyle w:val="Compact"/>
-        <w:numPr>
-          <w:ilvl w:val="0"/>
-          <w:numId w:val="1002"/>
-        </w:numPr>
-      </w:pPr>
-      <w:r>
-        <w:t xml:space="preserve">직원 명단 엑셀 일괄 등록</w:t>
-      </w:r>
-    </w:p>
-    <w:p>
-      <w:pPr>
-        <w:pStyle w:val="Compact"/>
-        <w:numPr>
-          <w:ilvl w:val="0"/>
-          <w:numId w:val="1002"/>
-        </w:numPr>
-      </w:pPr>
-      <w:r>
-        <w:t xml:space="preserve">SECOM 출퇴근 기록 자동 대조</w:t>
-      </w:r>
-    </w:p>
-    <w:p>
-      <w:pPr>
-        <w:pStyle w:val="Compact"/>
-        <w:numPr>
-          <w:ilvl w:val="0"/>
-          <w:numId w:val="1002"/>
-        </w:numPr>
-      </w:pPr>
-      <w:r>
-        <w:t xml:space="preserve">모든 액션에 대한 본인·관리자·팀장 자동 통지 메일</w:t>
-      </w:r>
-    </w:p>
-    <w:bookmarkEnd w:id="12"/>
-    <w:bookmarkStart w:id="13" w:name="법정-의무-자동화"/>
-    <w:p>
-      <w:pPr>
-        <w:pStyle w:val="Heading3"/>
-      </w:pPr>
-      <w:r>
-        <w:t xml:space="preserve">3-3. 법정 의무 자동화</w:t>
-      </w:r>
-    </w:p>
-    <w:p>
-      <w:pPr>
-        <w:pStyle w:val="Compact"/>
-        <w:numPr>
-          <w:ilvl w:val="0"/>
-          <w:numId w:val="1003"/>
-        </w:numPr>
-      </w:pPr>
-      <w:r>
-        <w:rPr>
-          <w:b/>
-          <w:bCs/>
-        </w:rPr>
-        <w:t xml:space="preserve">연차 사용촉진 통지 자동 발송</w:t>
-      </w:r>
-      <w:r>
-        <w:t xml:space="preserve"> </w:t>
-      </w:r>
-      <w:r>
-        <w:t xml:space="preserve">(7월·10월, 근로기준법 제61조)</w:t>
-      </w:r>
-    </w:p>
-    <w:p>
-      <w:pPr>
-        <w:pStyle w:val="Compact"/>
-        <w:numPr>
-          <w:ilvl w:val="0"/>
-          <w:numId w:val="1003"/>
-        </w:numPr>
-      </w:pPr>
-      <w:r>
-        <w:t xml:space="preserve">통지 발송 이력 자동 보관 (감사 대응용)</w:t>
-      </w:r>
-    </w:p>
-    <w:p>
-      <w:pPr>
-        <w:pStyle w:val="Compact"/>
-        <w:numPr>
-          <w:ilvl w:val="0"/>
-          <w:numId w:val="1003"/>
-        </w:numPr>
-      </w:pPr>
-      <w:r>
-        <w:t xml:space="preserve">메일 수신 확인 토큰으로 도달 사실 증명</w:t>
-      </w:r>
-    </w:p>
-    <w:p>
-      <w:r>
-        <w:pict>
-          <v:rect style="width:0;height:1.5pt" o:hralign="center" o:hrstd="t" o:hr="t"/>
-        </w:pict>
-      </w:r>
-    </w:p>
-    <w:bookmarkEnd w:id="13"/>
-    <w:bookmarkEnd w:id="14"/>
-    <w:bookmarkStart w:id="18" w:name="도입-효과-기대"/>
-    <w:p>
-      <w:pPr>
-        <w:pStyle w:val="Heading2"/>
-      </w:pPr>
-      <w:r>
-        <w:t xml:space="preserve">4. 도입 효과 (기대)</w:t>
-      </w:r>
-    </w:p>
-    <w:bookmarkStart w:id="15" w:name="정량-효과-업무시간비용"/>
-    <w:p>
-      <w:pPr>
-        <w:pStyle w:val="Heading3"/>
-      </w:pPr>
-      <w:r>
-        <w:t xml:space="preserve">4-1. 정량 효과 (업무·시간·비용)</w:t>
-      </w:r>
-    </w:p>
-    <w:tbl>
-      <w:tblPr>
-        <w:tblStyle w:val="Table"/>
-        <w:tblW w:type="pct" w:w="5000"/>
-        <w:tblLayout w:type="fixed"/>
-        <w:tblLook w:firstRow="1" w:lastRow="0" w:firstColumn="0" w:lastColumn="0" w:noHBand="0" w:noVBand="0" w:val="0020"/>
-      </w:tblPr>
-      <w:tblGrid>
-        <w:gridCol w:w="1980"/>
-        <w:gridCol w:w="1980"/>
-        <w:gridCol w:w="1980"/>
-        <w:gridCol w:w="1980"/>
-      </w:tblGrid>
-      <w:tr>
-        <w:trPr>
-          <w:tblHeader w:val="on"/>
-        </w:trPr>
-        <w:tc>
-          <w:tcPr/>
-          <w:p>
-            <w:pPr>
-              <w:pStyle w:val="Compact"/>
-            </w:pPr>
-            <w:r>
-              <w:t xml:space="preserve">항목</w:t>
-            </w:r>
-          </w:p>
-        </w:tc>
-        <w:tc>
-          <w:tcPr/>
-          <w:p>
-            <w:pPr>
-              <w:pStyle w:val="Compact"/>
-            </w:pPr>
-            <w:r>
-              <w:t xml:space="preserve">기존</w:t>
-            </w:r>
-          </w:p>
-        </w:tc>
-        <w:tc>
-          <w:tcPr/>
-          <w:p>
-            <w:pPr>
-              <w:pStyle w:val="Compact"/>
-            </w:pPr>
-            <w:r>
-              <w:t xml:space="preserve">도입 후</w:t>
-            </w:r>
-          </w:p>
-        </w:tc>
-        <w:tc>
-          <w:tcPr/>
-          <w:p>
-            <w:pPr>
-              <w:pStyle w:val="Compact"/>
-            </w:pPr>
-            <w:r>
-              <w:t xml:space="preserve">절감</w:t>
-            </w:r>
-          </w:p>
-        </w:tc>
-      </w:tr>
-      <w:tr>
-        <w:tc>
-          <w:tcPr/>
-          <w:p>
-            <w:pPr>
-              <w:pStyle w:val="Compact"/>
-            </w:pPr>
-            <w:r>
-              <w:t xml:space="preserve">신청 1건 처리 시간</w:t>
-            </w:r>
-          </w:p>
-        </w:tc>
-        <w:tc>
-          <w:tcPr/>
-          <w:p>
-            <w:pPr>
-              <w:pStyle w:val="Compact"/>
-            </w:pPr>
-            <w:r>
-              <w:t xml:space="preserve">약 5분 (수기·이메일)</w:t>
-            </w:r>
-          </w:p>
-        </w:tc>
-        <w:tc>
-          <w:tcPr/>
-          <w:p>
-            <w:pPr>
-              <w:pStyle w:val="Compact"/>
-            </w:pPr>
-            <w:r>
-              <w:t xml:space="preserve">약 1분 (자동 승인)</w:t>
-            </w:r>
-          </w:p>
-        </w:tc>
-        <w:tc>
-          <w:tcPr/>
-          <w:p>
-            <w:pPr>
-              <w:pStyle w:val="Compact"/>
-            </w:pPr>
-            <w:r>
-              <w:rPr>
-                <w:b/>
-                <w:bCs/>
-              </w:rPr>
-              <w:t xml:space="preserve">80%</w:t>
-            </w:r>
-          </w:p>
-        </w:tc>
-      </w:tr>
-      <w:tr>
-        <w:tc>
-          <w:tcPr/>
-          <w:p>
-            <w:pPr>
-              <w:pStyle w:val="Compact"/>
-            </w:pPr>
-            <w:r>
-              <w:t xml:space="preserve">월 평균 관리자 업무 시간 (가정 30건/월)</w:t>
-            </w:r>
-          </w:p>
-        </w:tc>
-        <w:tc>
-          <w:tcPr/>
-          <w:p>
-            <w:pPr>
-              <w:pStyle w:val="Compact"/>
-            </w:pPr>
-            <w:r>
-              <w:t xml:space="preserve">약 5시간</w:t>
-            </w:r>
-          </w:p>
-        </w:tc>
-        <w:tc>
-          <w:tcPr/>
-          <w:p>
-            <w:pPr>
-              <w:pStyle w:val="Compact"/>
-            </w:pPr>
-            <w:r>
-              <w:t xml:space="preserve">약 1시간</w:t>
-            </w:r>
-          </w:p>
-        </w:tc>
-        <w:tc>
-          <w:tcPr/>
-          <w:p>
-            <w:pPr>
-              <w:pStyle w:val="Compact"/>
-            </w:pPr>
-            <w:r>
-              <w:rPr>
-                <w:b/>
-                <w:bCs/>
-              </w:rPr>
-              <w:t xml:space="preserve">80%</w:t>
-            </w:r>
-          </w:p>
-        </w:tc>
-      </w:tr>
-      <w:tr>
-        <w:tc>
-          <w:tcPr/>
-          <w:p>
-            <w:pPr>
-              <w:pStyle w:val="Compact"/>
-            </w:pPr>
-            <w:r>
-              <w:t xml:space="preserve">사용촉진 통지 누락 위험</w:t>
-            </w:r>
-          </w:p>
-        </w:tc>
-        <w:tc>
-          <w:tcPr/>
-          <w:p>
-            <w:pPr>
-              <w:pStyle w:val="Compact"/>
-            </w:pPr>
-            <w:r>
-              <w:t xml:space="preserve">수동 운영 시 존재</w:t>
-            </w:r>
-          </w:p>
-        </w:tc>
-        <w:tc>
-          <w:tcPr/>
-          <w:p>
-            <w:pPr>
-              <w:pStyle w:val="Compact"/>
-            </w:pPr>
-            <w:r>
-              <w:t xml:space="preserve">자동화로 0%</w:t>
-            </w:r>
-          </w:p>
-        </w:tc>
-        <w:tc>
-          <w:tcPr/>
-          <w:p>
-            <w:pPr>
-              <w:pStyle w:val="Compact"/>
-            </w:pPr>
-            <w:r>
-              <w:rPr>
-                <w:b/>
-                <w:bCs/>
-              </w:rPr>
-              <w:t xml:space="preserve">법적 리스크 제거</w:t>
-            </w:r>
-          </w:p>
-        </w:tc>
-      </w:tr>
-      <w:tr>
-        <w:tc>
-          <w:tcPr/>
-          <w:p>
-            <w:pPr>
-              <w:pStyle w:val="Compact"/>
-            </w:pPr>
-            <w:r>
-              <w:t xml:space="preserve">외부 솔루션 도입비 (참고)</w:t>
-            </w:r>
-          </w:p>
-        </w:tc>
-        <w:tc>
-          <w:tcPr/>
-          <w:p>
-            <w:pPr>
-              <w:pStyle w:val="Compact"/>
-            </w:pPr>
-            <w:r>
-              <w:t xml:space="preserve">연 200~500만 원 (SaaS)</w:t>
-            </w:r>
-          </w:p>
-        </w:tc>
-        <w:tc>
-          <w:tcPr/>
-          <w:p>
-            <w:pPr>
-              <w:pStyle w:val="Compact"/>
-            </w:pPr>
-            <w:r>
-              <w:rPr>
-                <w:b/>
-                <w:bCs/>
-              </w:rPr>
-              <w:t xml:space="preserve">0원</w:t>
-            </w:r>
-            <w:r>
-              <w:t xml:space="preserve"> </w:t>
-            </w:r>
-            <w:r>
-              <w:t xml:space="preserve">(자체 개발)</w:t>
-            </w:r>
-          </w:p>
-        </w:tc>
-        <w:tc>
-          <w:tcPr/>
-          <w:p>
-            <w:pPr>
-              <w:pStyle w:val="Compact"/>
-            </w:pPr>
-            <w:r>
-              <w:t xml:space="preserve">—</w:t>
-            </w:r>
-          </w:p>
-        </w:tc>
-      </w:tr>
-    </w:tbl>
-    <w:bookmarkEnd w:id="15"/>
-    <w:bookmarkStart w:id="16" w:name="종이출력-절감-esg-효과"/>
-    <w:p>
-      <w:pPr>
-        <w:pStyle w:val="Heading3"/>
-      </w:pPr>
-      <w:r>
-        <w:t xml:space="preserve">4-2. 종이·출력 절감 (ESG 효과)</w:t>
-      </w:r>
-    </w:p>
-    <w:tbl>
-      <w:tblPr>
-        <w:tblStyle w:val="Table"/>
-        <w:tblW w:type="pct" w:w="5000"/>
-        <w:tblLayout w:type="fixed"/>
-        <w:tblLook w:firstRow="1" w:lastRow="0" w:firstColumn="0" w:lastColumn="0" w:noHBand="0" w:noVBand="0" w:val="0020"/>
-      </w:tblPr>
-      <w:tblGrid>
-        <w:gridCol w:w="1980"/>
-        <w:gridCol w:w="1980"/>
-        <w:gridCol w:w="1980"/>
-        <w:gridCol w:w="1980"/>
-      </w:tblGrid>
-      <w:tr>
-        <w:trPr>
-          <w:tblHeader w:val="on"/>
-        </w:trPr>
-        <w:tc>
-          <w:tcPr/>
-          <w:p>
-            <w:pPr>
-              <w:pStyle w:val="Compact"/>
-            </w:pPr>
-            <w:r>
-              <w:t xml:space="preserve">항목</w:t>
-            </w:r>
-          </w:p>
-        </w:tc>
-        <w:tc>
-          <w:tcPr/>
-          <w:p>
-            <w:pPr>
-              <w:pStyle w:val="Compact"/>
-            </w:pPr>
-            <w:r>
-              <w:t xml:space="preserve">기존 (수기 운영)</w:t>
-            </w:r>
-          </w:p>
-        </w:tc>
-        <w:tc>
-          <w:tcPr/>
-          <w:p>
-            <w:pPr>
-              <w:pStyle w:val="Compact"/>
-            </w:pPr>
-            <w:r>
-              <w:t xml:space="preserve">도입 후 (디지털)</w:t>
-            </w:r>
-          </w:p>
-        </w:tc>
-        <w:tc>
-          <w:tcPr/>
-          <w:p>
-            <w:pPr>
-              <w:pStyle w:val="Compact"/>
-            </w:pPr>
-            <w:r>
-              <w:t xml:space="preserve">효과</w:t>
-            </w:r>
-          </w:p>
-        </w:tc>
-      </w:tr>
-      <w:tr>
-        <w:tc>
-          <w:tcPr/>
-          <w:p>
-            <w:pPr>
-              <w:pStyle w:val="Compact"/>
-            </w:pPr>
-            <w:r>
-              <w:t xml:space="preserve">신청서·승인서·통지서 출력</w:t>
-            </w:r>
-          </w:p>
-        </w:tc>
-        <w:tc>
-          <w:tcPr/>
-          <w:p>
-            <w:pPr>
-              <w:pStyle w:val="Compact"/>
-            </w:pPr>
-            <w:r>
-              <w:t xml:space="preserve">1건당 3~4매</w:t>
-            </w:r>
-          </w:p>
-        </w:tc>
-        <w:tc>
-          <w:tcPr/>
-          <w:p>
-            <w:pPr>
-              <w:pStyle w:val="Compact"/>
-            </w:pPr>
-            <w:r>
-              <w:rPr>
-                <w:b/>
-                <w:bCs/>
-              </w:rPr>
-              <w:t xml:space="preserve">0매</w:t>
-            </w:r>
-            <w:r>
-              <w:t xml:space="preserve"> </w:t>
-            </w:r>
-            <w:r>
-              <w:t xml:space="preserve">(전자 처리)</w:t>
-            </w:r>
-          </w:p>
-        </w:tc>
-        <w:tc>
-          <w:tcPr/>
-          <w:p>
-            <w:pPr>
-              <w:pStyle w:val="Compact"/>
-            </w:pPr>
-            <w:r>
-              <w:rPr>
-                <w:b/>
-                <w:bCs/>
-              </w:rPr>
-              <w:t xml:space="preserve">100%</w:t>
-            </w:r>
-          </w:p>
-        </w:tc>
-      </w:tr>
-      <w:tr>
-        <w:tc>
-          <w:tcPr/>
-          <w:p>
-            <w:pPr>
-              <w:pStyle w:val="Compact"/>
-            </w:pPr>
-            <w:r>
-              <w:t xml:space="preserve">월 종이 사용량 (30건/월 가정)</w:t>
-            </w:r>
-          </w:p>
-        </w:tc>
-        <w:tc>
-          <w:tcPr/>
-          <w:p>
-            <w:pPr>
-              <w:pStyle w:val="Compact"/>
-            </w:pPr>
-            <w:r>
-              <w:t xml:space="preserve">약 90~120매</w:t>
-            </w:r>
-          </w:p>
-        </w:tc>
-        <w:tc>
-          <w:tcPr/>
-          <w:p>
-            <w:pPr>
-              <w:pStyle w:val="Compact"/>
-            </w:pPr>
-            <w:r>
-              <w:t xml:space="preserve">0매</w:t>
-            </w:r>
-          </w:p>
-        </w:tc>
-        <w:tc>
-          <w:tcPr/>
-          <w:p>
-            <w:pPr>
-              <w:pStyle w:val="Compact"/>
-            </w:pPr>
-            <w:r>
-              <w:t xml:space="preserve">연 1,000매 이상 절감</w:t>
-            </w:r>
-          </w:p>
-        </w:tc>
-      </w:tr>
-      <w:tr>
-        <w:tc>
-          <w:tcPr/>
-          <w:p>
-            <w:pPr>
-              <w:pStyle w:val="Compact"/>
-            </w:pPr>
-            <w:r>
-              <w:t xml:space="preserve">종이·토너·결재 사본·보관 자재 등 직간접 비용</w:t>
-            </w:r>
-          </w:p>
-        </w:tc>
-        <w:tc>
-          <w:tcPr/>
-          <w:p>
-            <w:pPr>
-              <w:pStyle w:val="Compact"/>
-            </w:pPr>
-            <w:r>
-              <w:t xml:space="preserve">—</w:t>
-            </w:r>
-          </w:p>
-        </w:tc>
-        <w:tc>
-          <w:tcPr/>
-          <w:p>
-            <w:pPr>
-              <w:pStyle w:val="Compact"/>
-            </w:pPr>
-            <w:r>
-              <w:t xml:space="preserve">—</w:t>
-            </w:r>
-          </w:p>
-        </w:tc>
-        <w:tc>
-          <w:tcPr/>
-          <w:p>
-            <w:pPr>
-              <w:pStyle w:val="Compact"/>
-            </w:pPr>
-            <w:r>
-              <w:rPr>
-                <w:b/>
-                <w:bCs/>
-              </w:rPr>
-              <w:t xml:space="preserve">연 약 100만 원 이상 절감</w:t>
-            </w:r>
-          </w:p>
-        </w:tc>
-      </w:tr>
-      <w:tr>
-        <w:tc>
-          <w:tcPr/>
-          <w:p>
-            <w:pPr>
-              <w:pStyle w:val="Compact"/>
-            </w:pPr>
-            <w:r>
-              <w:t xml:space="preserve">보관 공간</w:t>
-            </w:r>
-          </w:p>
-        </w:tc>
-        <w:tc>
-          <w:tcPr/>
-          <w:p>
-            <w:pPr>
-              <w:pStyle w:val="Compact"/>
-            </w:pPr>
-            <w:r>
-              <w:t xml:space="preserve">캐비닛 1칸 (3년 누적)</w:t>
-            </w:r>
-          </w:p>
-        </w:tc>
-        <w:tc>
-          <w:tcPr/>
-          <w:p>
-            <w:pPr>
-              <w:pStyle w:val="Compact"/>
-            </w:pPr>
-            <w:r>
-              <w:rPr>
-                <w:b/>
-                <w:bCs/>
-              </w:rPr>
-              <w:t xml:space="preserve">0매</w:t>
-            </w:r>
-            <w:r>
-              <w:t xml:space="preserve"> </w:t>
-            </w:r>
-            <w:r>
-              <w:t xml:space="preserve">(디지털 영구 보관)</w:t>
-            </w:r>
-          </w:p>
-        </w:tc>
-        <w:tc>
-          <w:tcPr/>
-          <w:p>
-            <w:pPr>
-              <w:pStyle w:val="Compact"/>
-            </w:pPr>
-            <w:r>
-              <w:t xml:space="preserve">물리 공간 회수</w:t>
-            </w:r>
-          </w:p>
-        </w:tc>
-      </w:tr>
-      <w:tr>
-        <w:tc>
-          <w:tcPr/>
-          <w:p>
-            <w:pPr>
-              <w:pStyle w:val="Compact"/>
-            </w:pPr>
-            <w:r>
-              <w:t xml:space="preserve">분실·훼손 위험</w:t>
-            </w:r>
-          </w:p>
-        </w:tc>
-        <w:tc>
-          <w:tcPr/>
-          <w:p>
-            <w:pPr>
-              <w:pStyle w:val="Compact"/>
-            </w:pPr>
-            <w:r>
-              <w:t xml:space="preserve">종이 소실·인쇄 오류 가능</w:t>
-            </w:r>
-          </w:p>
-        </w:tc>
-        <w:tc>
-          <w:tcPr/>
-          <w:p>
-            <w:pPr>
-              <w:pStyle w:val="Compact"/>
-            </w:pPr>
-            <w:r>
-              <w:t xml:space="preserve">0% (영구 보관·자동 백업)</w:t>
-            </w:r>
-          </w:p>
-        </w:tc>
-        <w:tc>
-          <w:tcPr/>
-          <w:p>
-            <w:pPr>
-              <w:pStyle w:val="Compact"/>
-            </w:pPr>
-            <w:r>
-              <w:t xml:space="preserve">감사 대응력 향상</w:t>
-            </w:r>
-          </w:p>
-        </w:tc>
-      </w:tr>
-    </w:tbl>
-    <w:p>
-      <w:pPr>
-        <w:pStyle w:val="BlockText"/>
-      </w:pPr>
-      <w:r>
-        <w:t xml:space="preserve">※ 직간접 비용 = 종이·토너 직접 비용 + 결재용 사본·재출력 + 보관 자재(바인더·라벨) + 정리·검색 인건비 + 캐비닛 점유 공간 비용 합산 추정치</w:t>
-      </w:r>
-    </w:p>
-    <w:p>
-      <w:pPr>
-        <w:pStyle w:val="FirstParagraph"/>
       </w:pPr>
       <w:r>
         <w:rPr>
@@ -1364,101 +590,7 @@
         <w:t xml:space="preserve">부가 효과</w:t>
       </w:r>
       <w:r>
-        <w:t xml:space="preserve">:</w:t>
-      </w:r>
-      <w:r>
-        <w:t xml:space="preserve"> </w:t>
-      </w:r>
-      <w:r>
-        <w:t xml:space="preserve">- 결재·서명 위한 출력 절차 제거 → 결재 소요시간 단축</w:t>
-      </w:r>
-      <w:r>
-        <w:t xml:space="preserve"> </w:t>
-      </w:r>
-      <w:r>
-        <w:t xml:space="preserve">- 캐비닛·서류함 공간 회수</w:t>
-      </w:r>
-      <w:r>
-        <w:t xml:space="preserve"> </w:t>
-      </w:r>
-      <w:r>
-        <w:t xml:space="preserve">- 친환경 경영(ESG) 지표 부합 — 탄소 배출·종이 사용 감축</w:t>
-      </w:r>
-      <w:r>
-        <w:t xml:space="preserve"> </w:t>
-      </w:r>
-      <w:r>
-        <w:t xml:space="preserve">- 재택·외근 직원 신청 시 출력·스캔 부담 0</w:t>
-      </w:r>
-    </w:p>
-    <w:bookmarkEnd w:id="16"/>
-    <w:bookmarkStart w:id="17" w:name="정성-효과"/>
-    <w:p>
-      <w:pPr>
-        <w:pStyle w:val="Heading3"/>
-      </w:pPr>
-      <w:r>
-        <w:t xml:space="preserve">4-3. 정성 효과</w:t>
-      </w:r>
-    </w:p>
-    <w:p>
-      <w:pPr>
-        <w:pStyle w:val="Compact"/>
-        <w:numPr>
-          <w:ilvl w:val="0"/>
-          <w:numId w:val="1004"/>
-        </w:numPr>
-      </w:pPr>
-      <w:r>
-        <w:t xml:space="preserve">직원 편의성 향상 (모바일 즉시 신청·메일 1클릭 철회)</w:t>
-      </w:r>
-    </w:p>
-    <w:p>
-      <w:pPr>
-        <w:pStyle w:val="Compact"/>
-        <w:numPr>
-          <w:ilvl w:val="0"/>
-          <w:numId w:val="1004"/>
-        </w:numPr>
-      </w:pPr>
-      <w:r>
-        <w:t xml:space="preserve">경영기획실 업무 부담 감소 → 본연 업무 집중 가능</w:t>
-      </w:r>
-    </w:p>
-    <w:p>
-      <w:pPr>
-        <w:pStyle w:val="Compact"/>
-        <w:numPr>
-          <w:ilvl w:val="0"/>
-          <w:numId w:val="1004"/>
-        </w:numPr>
-      </w:pPr>
-      <w:r>
-        <w:t xml:space="preserve">연차 사용 현황 실시간 가시성 (임원 회의 활용 가능)</w:t>
-      </w:r>
-    </w:p>
-    <w:p>
-      <w:pPr>
-        <w:pStyle w:val="Compact"/>
-        <w:numPr>
-          <w:ilvl w:val="0"/>
-          <w:numId w:val="1004"/>
-        </w:numPr>
-      </w:pPr>
-      <w:r>
-        <w:t xml:space="preserve">감사 추적성 강화 (모든 작업 영구 보관)</w:t>
-      </w:r>
-    </w:p>
-    <w:p>
-      <w:pPr>
-        <w:pStyle w:val="Compact"/>
-        <w:numPr>
-          <w:ilvl w:val="0"/>
-          <w:numId w:val="1004"/>
-        </w:numPr>
-      </w:pPr>
-      <w:r>
-        <w:t xml:space="preserve">SECOM 출퇴근 자동 대조로 출결 관리 정확도 향상</w:t>
+        <w:t xml:space="preserve">: ESG 경영 부합(친환경·탄소 절감) · 감사 추적성 강화 · 직원 편의성 향상</w:t>
       </w:r>
     </w:p>
     <w:p>
@@ -1468,15 +600,14 @@
         </w:pict>
       </w:r>
     </w:p>
-    <w:bookmarkEnd w:id="17"/>
-    <w:bookmarkEnd w:id="18"/>
-    <w:bookmarkStart w:id="19" w:name="운영-일정"/>
+    <w:bookmarkEnd w:id="12"/>
+    <w:bookmarkStart w:id="13" w:name="운영-일정"/>
     <w:p>
       <w:pPr>
         <w:pStyle w:val="Heading2"/>
       </w:pPr>
       <w:r>
-        <w:t xml:space="preserve">5. 운영 일정</w:t>
+        <w:t xml:space="preserve">□ 운영 일정</w:t>
       </w:r>
     </w:p>
     <w:tbl>
@@ -1524,31 +655,7 @@
               <w:pStyle w:val="Compact"/>
             </w:pPr>
             <w:r>
-              <w:t xml:space="preserve">2026-04-28</w:t>
-            </w:r>
-          </w:p>
-        </w:tc>
-        <w:tc>
-          <w:tcPr/>
-          <w:p>
-            <w:pPr>
-              <w:pStyle w:val="Compact"/>
-            </w:pPr>
-            <w:r>
-              <w:t xml:space="preserve">시스템 개발 완료 / 도메인 연결 (leave.eyepopeng.com)</w:t>
-            </w:r>
-          </w:p>
-        </w:tc>
-      </w:tr>
-      <w:tr>
-        <w:tc>
-          <w:tcPr/>
-          <w:p>
-            <w:pPr>
-              <w:pStyle w:val="Compact"/>
-            </w:pPr>
-            <w:r>
-              <w:t xml:space="preserve">2026-04-29</w:t>
+              <w:t xml:space="preserve">2026. 4. 29.</w:t>
             </w:r>
           </w:p>
         </w:tc>
@@ -1560,30 +667,6 @@
             </w:pPr>
             <w:r>
               <w:t xml:space="preserve">사내 공지 (네이버 밴드)</w:t>
-            </w:r>
-          </w:p>
-        </w:tc>
-      </w:tr>
-      <w:tr>
-        <w:tc>
-          <w:tcPr/>
-          <w:p>
-            <w:pPr>
-              <w:pStyle w:val="Compact"/>
-            </w:pPr>
-            <w:r>
-              <w:t xml:space="preserve">2026-04-30</w:t>
-            </w:r>
-          </w:p>
-        </w:tc>
-        <w:tc>
-          <w:tcPr/>
-          <w:p>
-            <w:pPr>
-              <w:pStyle w:val="Compact"/>
-            </w:pPr>
-            <w:r>
-              <w:t xml:space="preserve">4월 미사용 연차 사전 신청 안내</w:t>
             </w:r>
           </w:p>
         </w:tc>
@@ -1600,7 +683,7 @@
                 <w:b/>
                 <w:bCs/>
               </w:rPr>
-              <w:t xml:space="preserve">2026-05-01</w:t>
+              <w:t xml:space="preserve">2026. 5. 1.</w:t>
             </w:r>
           </w:p>
         </w:tc>
@@ -1628,18 +711,18 @@
               <w:pStyle w:val="Compact"/>
             </w:pPr>
             <w:r>
-              <w:t xml:space="preserve">2026-07-28</w:t>
-            </w:r>
-          </w:p>
-        </w:tc>
-        <w:tc>
-          <w:tcPr/>
-          <w:p>
-            <w:pPr>
-              <w:pStyle w:val="Compact"/>
-            </w:pPr>
-            <w:r>
-              <w:t xml:space="preserve">1차 사용촉진 통지 자동 발송 (예정)</w:t>
+              <w:t xml:space="preserve">2026. 7. 28.</w:t>
+            </w:r>
+          </w:p>
+        </w:tc>
+        <w:tc>
+          <w:tcPr/>
+          <w:p>
+            <w:pPr>
+              <w:pStyle w:val="Compact"/>
+            </w:pPr>
+            <w:r>
+              <w:t xml:space="preserve">1차 사용촉진 통지 자동 발송</w:t>
             </w:r>
           </w:p>
         </w:tc>
@@ -1652,18 +735,18 @@
               <w:pStyle w:val="Compact"/>
             </w:pPr>
             <w:r>
-              <w:t xml:space="preserve">2026-10-28</w:t>
-            </w:r>
-          </w:p>
-        </w:tc>
-        <w:tc>
-          <w:tcPr/>
-          <w:p>
-            <w:pPr>
-              <w:pStyle w:val="Compact"/>
-            </w:pPr>
-            <w:r>
-              <w:t xml:space="preserve">2차 사용촉진 통지 자동 발송 (예정)</w:t>
+              <w:t xml:space="preserve">2026. 10. 28.</w:t>
+            </w:r>
+          </w:p>
+        </w:tc>
+        <w:tc>
+          <w:tcPr/>
+          <w:p>
+            <w:pPr>
+              <w:pStyle w:val="Compact"/>
+            </w:pPr>
+            <w:r>
+              <w:t xml:space="preserve">2차 사용촉진 통지 자동 발송</w:t>
             </w:r>
           </w:p>
         </w:tc>
@@ -1676,133 +759,22 @@
         </w:pict>
       </w:r>
     </w:p>
-    <w:bookmarkEnd w:id="19"/>
-    <w:bookmarkStart w:id="20" w:name="보안안정성"/>
+    <w:bookmarkEnd w:id="13"/>
+    <w:bookmarkStart w:id="14" w:name="결재-요청"/>
     <w:p>
       <w:pPr>
         <w:pStyle w:val="Heading2"/>
       </w:pPr>
       <w:r>
-        <w:t xml:space="preserve">6. 보안·안정성</w:t>
-      </w:r>
-    </w:p>
-    <w:p>
-      <w:pPr>
-        <w:pStyle w:val="Compact"/>
-        <w:numPr>
-          <w:ilvl w:val="0"/>
-          <w:numId w:val="1005"/>
-        </w:numPr>
-      </w:pPr>
-      <w:r>
-        <w:rPr>
-          <w:b/>
-          <w:bCs/>
-        </w:rPr>
-        <w:t xml:space="preserve">HTTPS 암호화</w:t>
-      </w:r>
-      <w:r>
-        <w:t xml:space="preserve"> </w:t>
-      </w:r>
-      <w:r>
-        <w:t xml:space="preserve">(Let’s Encrypt 인증서, 자동 갱신)</w:t>
-      </w:r>
-    </w:p>
-    <w:p>
-      <w:pPr>
-        <w:pStyle w:val="Compact"/>
-        <w:numPr>
-          <w:ilvl w:val="0"/>
-          <w:numId w:val="1005"/>
-        </w:numPr>
-      </w:pPr>
-      <w:r>
-        <w:rPr>
-          <w:b/>
-          <w:bCs/>
-        </w:rPr>
-        <w:t xml:space="preserve">본인 확인 토큰</w:t>
-      </w:r>
-      <w:r>
-        <w:t xml:space="preserve"> </w:t>
-      </w:r>
-      <w:r>
-        <w:t xml:space="preserve">(HMAC SHA-256 서명, 30일 유효)</w:t>
-      </w:r>
-    </w:p>
-    <w:p>
-      <w:pPr>
-        <w:pStyle w:val="Compact"/>
-        <w:numPr>
-          <w:ilvl w:val="0"/>
-          <w:numId w:val="1005"/>
-        </w:numPr>
-      </w:pPr>
-      <w:r>
-        <w:rPr>
-          <w:b/>
-          <w:bCs/>
-        </w:rPr>
-        <w:t xml:space="preserve">API 접근 키 정기 회전</w:t>
-      </w:r>
-      <w:r>
-        <w:t xml:space="preserve"> </w:t>
-      </w:r>
-      <w:r>
-        <w:t xml:space="preserve">(90일·6개월 주기)</w:t>
-      </w:r>
-    </w:p>
-    <w:p>
-      <w:pPr>
-        <w:pStyle w:val="Compact"/>
-        <w:numPr>
-          <w:ilvl w:val="0"/>
-          <w:numId w:val="1005"/>
-        </w:numPr>
-      </w:pPr>
-      <w:r>
-        <w:t xml:space="preserve">데이터 저장: GitHub Gist (private, 토큰 인증)</w:t>
-      </w:r>
-    </w:p>
-    <w:p>
-      <w:pPr>
-        <w:pStyle w:val="Compact"/>
-        <w:numPr>
-          <w:ilvl w:val="0"/>
-          <w:numId w:val="1005"/>
-        </w:numPr>
-      </w:pPr>
-      <w:r>
-        <w:t xml:space="preserve">메일 발송: Resend (트랜잭션 메일 전용)</w:t>
-      </w:r>
-    </w:p>
-    <w:p>
-      <w:pPr>
-        <w:pStyle w:val="Compact"/>
-        <w:numPr>
-          <w:ilvl w:val="0"/>
-          <w:numId w:val="1005"/>
-        </w:numPr>
-      </w:pPr>
-      <w:r>
-        <w:t xml:space="preserve">호스팅: Vercel (자동 배포·재해 복구)</w:t>
-      </w:r>
-    </w:p>
-    <w:p>
-      <w:r>
-        <w:pict>
-          <v:rect style="width:0;height:1.5pt" o:hralign="center" o:hrstd="t" o:hr="t"/>
-        </w:pict>
-      </w:r>
-    </w:p>
-    <w:bookmarkEnd w:id="20"/>
-    <w:bookmarkStart w:id="21" w:name="향후-계획"/>
-    <w:p>
-      <w:pPr>
-        <w:pStyle w:val="Heading2"/>
-      </w:pPr>
-      <w:r>
-        <w:t xml:space="preserve">7. 향후 계획</w:t>
+        <w:t xml:space="preserve">□ 결재 요청</w:t>
+      </w:r>
+    </w:p>
+    <w:p>
+      <w:pPr>
+        <w:pStyle w:val="FirstParagraph"/>
+      </w:pPr>
+      <w:r>
+        <w:t xml:space="preserve">본 시스템의 운영 시작에 대하여 결재를 요청드립니다.</w:t>
       </w:r>
     </w:p>
     <w:tbl>
@@ -1812,8 +784,9 @@
         <w:tblLook w:firstRow="1" w:lastRow="0" w:firstColumn="0" w:lastColumn="0" w:noHBand="0" w:noVBand="0" w:val="0020"/>
       </w:tblPr>
       <w:tblGrid>
-        <w:gridCol w:w="3960"/>
-        <w:gridCol w:w="3960"/>
+        <w:gridCol w:w="2640"/>
+        <w:gridCol w:w="2640"/>
+        <w:gridCol w:w="2640"/>
       </w:tblGrid>
       <w:tr>
         <w:trPr>
@@ -1826,18 +799,29 @@
               <w:pStyle w:val="Compact"/>
             </w:pPr>
             <w:r>
-              <w:t xml:space="preserve">시점</w:t>
-            </w:r>
-          </w:p>
-        </w:tc>
-        <w:tc>
-          <w:tcPr/>
-          <w:p>
-            <w:pPr>
-              <w:pStyle w:val="Compact"/>
-            </w:pPr>
-            <w:r>
-              <w:t xml:space="preserve">계획</w:t>
+              <w:t xml:space="preserve">기안</w:t>
+            </w:r>
+          </w:p>
+        </w:tc>
+        <w:tc>
+          <w:tcPr/>
+          <w:p>
+            <w:pPr>
+              <w:pStyle w:val="Compact"/>
+            </w:pPr>
+            <w:r>
+              <w:t xml:space="preserve">검토</w:t>
+            </w:r>
+          </w:p>
+        </w:tc>
+        <w:tc>
+          <w:tcPr/>
+          <w:p>
+            <w:pPr>
+              <w:pStyle w:val="Compact"/>
+            </w:pPr>
+            <w:r>
+              <w:t xml:space="preserve">승인</w:t>
             </w:r>
           </w:p>
         </w:tc>
@@ -1850,90 +834,29 @@
               <w:pStyle w:val="Compact"/>
             </w:pPr>
             <w:r>
-              <w:t xml:space="preserve">1개월 후 (6월 초)</w:t>
-            </w:r>
-          </w:p>
-        </w:tc>
-        <w:tc>
-          <w:tcPr/>
-          <w:p>
-            <w:pPr>
-              <w:pStyle w:val="Compact"/>
-            </w:pPr>
-            <w:r>
-              <w:t xml:space="preserve">운영 안정화 점검·직원 피드백 수렴</w:t>
-            </w:r>
-          </w:p>
-        </w:tc>
-      </w:tr>
-      <w:tr>
-        <w:tc>
-          <w:tcPr/>
-          <w:p>
-            <w:pPr>
-              <w:pStyle w:val="Compact"/>
-            </w:pPr>
-            <w:r>
-              <w:t xml:space="preserve">3개월 후 (8월 초)</w:t>
-            </w:r>
-          </w:p>
-        </w:tc>
-        <w:tc>
-          <w:tcPr/>
-          <w:p>
-            <w:pPr>
-              <w:pStyle w:val="Compact"/>
-            </w:pPr>
-            <w:r>
-              <w:t xml:space="preserve">월별 연차 사용 현황 리포트 자동화 검토</w:t>
-            </w:r>
-          </w:p>
-        </w:tc>
-      </w:tr>
-      <w:tr>
-        <w:tc>
-          <w:tcPr/>
-          <w:p>
-            <w:pPr>
-              <w:pStyle w:val="Compact"/>
-            </w:pPr>
-            <w:r>
-              <w:t xml:space="preserve">6개월 후 (11월 초)</w:t>
-            </w:r>
-          </w:p>
-        </w:tc>
-        <w:tc>
-          <w:tcPr/>
-          <w:p>
-            <w:pPr>
-              <w:pStyle w:val="Compact"/>
-            </w:pPr>
-            <w:r>
-              <w:t xml:space="preserve">1년차 연차 운영 회고 + 차년도 기획 자료 작성</w:t>
-            </w:r>
-          </w:p>
-        </w:tc>
-      </w:tr>
-      <w:tr>
-        <w:tc>
-          <w:tcPr/>
-          <w:p>
-            <w:pPr>
-              <w:pStyle w:val="Compact"/>
-            </w:pPr>
-            <w:r>
-              <w:t xml:space="preserve">향후 검토</w:t>
-            </w:r>
-          </w:p>
-        </w:tc>
-        <w:tc>
-          <w:tcPr/>
-          <w:p>
-            <w:pPr>
-              <w:pStyle w:val="Compact"/>
-            </w:pPr>
-            <w:r>
-              <w:t xml:space="preserve">출장·재택근무·외근 등 근태 통합 관리 확장</w:t>
+              <w:t xml:space="preserve">김은주 차장</w:t>
+            </w:r>
+          </w:p>
+        </w:tc>
+        <w:tc>
+          <w:tcPr/>
+          <w:p>
+            <w:pPr>
+              <w:pStyle w:val="Compact"/>
+            </w:pPr>
+            <w:r>
+              <w:t xml:space="preserve">김홍정 부사장</w:t>
+            </w:r>
+          </w:p>
+        </w:tc>
+        <w:tc>
+          <w:tcPr/>
+          <w:p>
+            <w:pPr>
+              <w:pStyle w:val="Compact"/>
+            </w:pPr>
+            <w:r>
+              <w:t xml:space="preserve">대표이사</w:t>
             </w:r>
           </w:p>
         </w:tc>
@@ -1946,217 +869,16 @@
         </w:pict>
       </w:r>
     </w:p>
-    <w:bookmarkEnd w:id="21"/>
-    <w:bookmarkStart w:id="22" w:name="결재-요청"/>
-    <w:p>
-      <w:pPr>
-        <w:pStyle w:val="Heading2"/>
-      </w:pPr>
-      <w:r>
-        <w:t xml:space="preserve">8. 결재 요청</w:t>
-      </w:r>
-    </w:p>
     <w:p>
       <w:pPr>
         <w:pStyle w:val="FirstParagraph"/>
       </w:pPr>
       <w:r>
-        <w:t xml:space="preserve">본 시스템의 운영 시작에 대하여 결재를 요청드립니다.</w:t>
-      </w:r>
-    </w:p>
-    <w:tbl>
-      <w:tblPr>
-        <w:tblStyle w:val="Table"/>
-        <w:tblW w:type="auto" w:w="0"/>
-        <w:tblLook w:firstRow="1" w:lastRow="0" w:firstColumn="0" w:lastColumn="0" w:noHBand="0" w:noVBand="0" w:val="0020"/>
-      </w:tblPr>
-      <w:tblGrid>
-        <w:gridCol w:w="1980"/>
-        <w:gridCol w:w="1980"/>
-        <w:gridCol w:w="1980"/>
-        <w:gridCol w:w="1980"/>
-      </w:tblGrid>
-      <w:tr>
-        <w:trPr>
-          <w:tblHeader w:val="on"/>
-        </w:trPr>
-        <w:tc>
-          <w:tcPr/>
-          <w:p>
-            <w:pPr>
-              <w:pStyle w:val="Compact"/>
-            </w:pPr>
-            <w:r>
-              <w:t xml:space="preserve">결재란</w:t>
-            </w:r>
-          </w:p>
-        </w:tc>
-        <w:tc>
-          <w:tcPr/>
-          <w:p>
-            <w:pPr>
-              <w:pStyle w:val="Compact"/>
-            </w:pPr>
-          </w:p>
-        </w:tc>
-        <w:tc>
-          <w:tcPr/>
-          <w:p>
-            <w:pPr>
-              <w:pStyle w:val="Compact"/>
-            </w:pPr>
-          </w:p>
-        </w:tc>
-        <w:tc>
-          <w:tcPr/>
-          <w:p>
-            <w:pPr>
-              <w:pStyle w:val="Compact"/>
-            </w:pPr>
-          </w:p>
-        </w:tc>
-      </w:tr>
-      <w:tr>
-        <w:tc>
-          <w:tcPr/>
-          <w:p>
-            <w:pPr>
-              <w:pStyle w:val="Compact"/>
-            </w:pPr>
-            <w:r>
-              <w:t xml:space="preserve">기안</w:t>
-            </w:r>
-          </w:p>
-        </w:tc>
-        <w:tc>
-          <w:tcPr/>
-          <w:p>
-            <w:pPr>
-              <w:pStyle w:val="Compact"/>
-            </w:pPr>
-            <w:r>
-              <w:t xml:space="preserve">검토</w:t>
-            </w:r>
-          </w:p>
-        </w:tc>
-        <w:tc>
-          <w:tcPr/>
-          <w:p>
-            <w:pPr>
-              <w:pStyle w:val="Compact"/>
-            </w:pPr>
-            <w:r>
-              <w:t xml:space="preserve">승인</w:t>
-            </w:r>
-          </w:p>
-        </w:tc>
-        <w:tc>
-          <w:tcPr/>
-          <w:p>
-            <w:pPr>
-              <w:pStyle w:val="Compact"/>
-            </w:pPr>
-          </w:p>
-        </w:tc>
-      </w:tr>
-      <w:tr>
-        <w:tc>
-          <w:tcPr/>
-          <w:p>
-            <w:pPr>
-              <w:pStyle w:val="Compact"/>
-            </w:pPr>
-            <w:r>
-              <w:t xml:space="preserve">김은주 차장</w:t>
-            </w:r>
-          </w:p>
-        </w:tc>
-        <w:tc>
-          <w:tcPr/>
-          <w:p>
-            <w:pPr>
-              <w:pStyle w:val="Compact"/>
-            </w:pPr>
-            <w:r>
-              <w:t xml:space="preserve">김홍정 부사장</w:t>
-            </w:r>
-          </w:p>
-        </w:tc>
-        <w:tc>
-          <w:tcPr/>
-          <w:p>
-            <w:pPr>
-              <w:pStyle w:val="Compact"/>
-            </w:pPr>
-            <w:r>
-              <w:t xml:space="preserve">대표이사</w:t>
-            </w:r>
-          </w:p>
-        </w:tc>
-        <w:tc>
-          <w:tcPr/>
-          <w:p>
-            <w:pPr>
-              <w:pStyle w:val="Compact"/>
-            </w:pPr>
-          </w:p>
-        </w:tc>
-      </w:tr>
-    </w:tbl>
-    <w:p>
-      <w:r>
-        <w:pict>
-          <v:rect style="width:0;height:1.5pt" o:hralign="center" o:hrstd="t" o:hr="t"/>
-        </w:pict>
-      </w:r>
-    </w:p>
-    <w:p>
-      <w:pPr>
-        <w:pStyle w:val="FirstParagraph"/>
-      </w:pPr>
-      <w:r>
-        <w:rPr>
-          <w:b/>
-          <w:bCs/>
-        </w:rPr>
-        <w:t xml:space="preserve">별첨</w:t>
-      </w:r>
-      <w:r>
-        <w:t xml:space="preserve"> </w:t>
-      </w:r>
-      <w:r>
-        <w:t xml:space="preserve">- 시스템 화면 안내 (별도 자료)</w:t>
-      </w:r>
-      <w:r>
-        <w:t xml:space="preserve"> </w:t>
-      </w:r>
-      <w:r>
-        <w:t xml:space="preserve">- 김은주 차장 운영 매뉴얼 (별도 자료)</w:t>
-      </w:r>
-      <w:r>
-        <w:t xml:space="preserve"> </w:t>
-      </w:r>
-      <w:r>
-        <w:t xml:space="preserve">- 사내 공지문 (네이버 밴드 게시 예정)</w:t>
-      </w:r>
-    </w:p>
-    <w:p>
-      <w:r>
-        <w:pict>
-          <v:rect style="width:0;height:1.5pt" o:hralign="center" o:hrstd="t" o:hr="t"/>
-        </w:pict>
-      </w:r>
-    </w:p>
-    <w:p>
-      <w:pPr>
-        <w:pStyle w:val="FirstParagraph"/>
-      </w:pPr>
-      <w:r>
         <w:t xml:space="preserve">EYEPOP Engineering · 경영기획실</w:t>
       </w:r>
     </w:p>
-    <w:bookmarkEnd w:id="22"/>
-    <w:bookmarkEnd w:id="23"/>
+    <w:bookmarkEnd w:id="14"/>
+    <w:bookmarkEnd w:id="15"/>
     <w:sectPr>
       <w:pgSz w:w="11906" w:h="16838"/>
       <w:pgMar w:top="1440" w:right="1440" w:bottom="1440" w:left="1440" w:header="720" w:footer="720" w:gutter="0"/>
@@ -2378,15 +1100,6 @@
     <w:abstractNumId w:val="991"/>
   </w:num>
   <w:num w:numId="1002">
-    <w:abstractNumId w:val="991"/>
-  </w:num>
-  <w:num w:numId="1003">
-    <w:abstractNumId w:val="991"/>
-  </w:num>
-  <w:num w:numId="1004">
-    <w:abstractNumId w:val="991"/>
-  </w:num>
-  <w:num w:numId="1005">
     <w:abstractNumId w:val="991"/>
   </w:num>
 </w:numbering>

--- a/docs/EYEPOP_연차관리시스템_도입보고_260428.docx
+++ b/docs/EYEPOP_연차관리시스템_도입보고_260428.docx
@@ -2,7 +2,7 @@
 <file path=word/document.xml><?xml version="1.0" encoding="utf-8"?>
 <w:document xmlns:w="http://schemas.openxmlformats.org/wordprocessingml/2006/main" xmlns:m="http://schemas.openxmlformats.org/officeDocument/2006/math" xmlns:r="http://schemas.openxmlformats.org/officeDocument/2006/relationships" xmlns:o="urn:schemas-microsoft-com:office:office" xmlns:v="urn:schemas-microsoft-com:vml" xmlns:w10="urn:schemas-microsoft-com:office:word" xmlns:a="http://schemas.openxmlformats.org/drawingml/2006/main" xmlns:pic="http://schemas.openxmlformats.org/drawingml/2006/picture" xmlns:wp="http://schemas.openxmlformats.org/drawingml/2006/wordprocessingDrawing">
   <w:body>
-    <w:bookmarkStart w:id="15" w:name="eyepop-연차관리-시스템-도입-보고"/>
+    <w:bookmarkStart w:id="21" w:name="eyepop-연차관리-시스템-도입-보고"/>
     <w:p>
       <w:pPr>
         <w:pStyle w:val="Heading1"/>
@@ -11,129 +11,6 @@
         <w:t xml:space="preserve">EYEPOP 연차관리 시스템 도입 보고</w:t>
       </w:r>
     </w:p>
-    <w:tbl>
-      <w:tblPr>
-        <w:tblStyle w:val="Table"/>
-        <w:tblW w:type="auto" w:w="0"/>
-        <w:tblLook w:firstRow="0" w:lastRow="0" w:firstColumn="0" w:lastColumn="0" w:noHBand="0" w:noVBand="0" w:val="0000"/>
-      </w:tblPr>
-      <w:tblGrid>
-        <w:gridCol w:w="3960"/>
-        <w:gridCol w:w="3960"/>
-      </w:tblGrid>
-      <w:tr>
-        <w:tc>
-          <w:tcPr/>
-          <w:p>
-            <w:pPr>
-              <w:pStyle w:val="Compact"/>
-            </w:pPr>
-            <w:r>
-              <w:rPr>
-                <w:b/>
-                <w:bCs/>
-              </w:rPr>
-              <w:t xml:space="preserve">수신</w:t>
-            </w:r>
-          </w:p>
-        </w:tc>
-        <w:tc>
-          <w:tcPr/>
-          <w:p>
-            <w:pPr>
-              <w:pStyle w:val="Compact"/>
-            </w:pPr>
-            <w:r>
-              <w:t xml:space="preserve">대표이사</w:t>
-            </w:r>
-          </w:p>
-        </w:tc>
-      </w:tr>
-      <w:tr>
-        <w:tc>
-          <w:tcPr/>
-          <w:p>
-            <w:pPr>
-              <w:pStyle w:val="Compact"/>
-            </w:pPr>
-            <w:r>
-              <w:rPr>
-                <w:b/>
-                <w:bCs/>
-              </w:rPr>
-              <w:t xml:space="preserve">발신</w:t>
-            </w:r>
-          </w:p>
-        </w:tc>
-        <w:tc>
-          <w:tcPr/>
-          <w:p>
-            <w:pPr>
-              <w:pStyle w:val="Compact"/>
-            </w:pPr>
-            <w:r>
-              <w:t xml:space="preserve">경영기획실</w:t>
-            </w:r>
-          </w:p>
-        </w:tc>
-      </w:tr>
-      <w:tr>
-        <w:tc>
-          <w:tcPr/>
-          <w:p>
-            <w:pPr>
-              <w:pStyle w:val="Compact"/>
-            </w:pPr>
-            <w:r>
-              <w:rPr>
-                <w:b/>
-                <w:bCs/>
-              </w:rPr>
-              <w:t xml:space="preserve">보고일</w:t>
-            </w:r>
-          </w:p>
-        </w:tc>
-        <w:tc>
-          <w:tcPr/>
-          <w:p>
-            <w:pPr>
-              <w:pStyle w:val="Compact"/>
-            </w:pPr>
-            <w:r>
-              <w:t xml:space="preserve">2026. 4. 28.</w:t>
-            </w:r>
-          </w:p>
-        </w:tc>
-      </w:tr>
-      <w:tr>
-        <w:tc>
-          <w:tcPr/>
-          <w:p>
-            <w:pPr>
-              <w:pStyle w:val="Compact"/>
-            </w:pPr>
-            <w:r>
-              <w:rPr>
-                <w:b/>
-                <w:bCs/>
-              </w:rPr>
-              <w:t xml:space="preserve">시행일</w:t>
-            </w:r>
-          </w:p>
-        </w:tc>
-        <w:tc>
-          <w:tcPr/>
-          <w:p>
-            <w:pPr>
-              <w:pStyle w:val="Compact"/>
-            </w:pPr>
-            <w:r>
-              <w:t xml:space="preserve">2026. 5. 1.</w:t>
-            </w:r>
-          </w:p>
-        </w:tc>
-      </w:tr>
-    </w:tbl>
     <w:p>
       <w:r>
         <w:pict>
@@ -141,34 +18,160 @@
         </w:pict>
       </w:r>
     </w:p>
-    <w:bookmarkStart w:id="9" w:name="보고-요지"/>
-    <w:p>
-      <w:pPr>
-        <w:pStyle w:val="Heading2"/>
-      </w:pPr>
-      <w:r>
-        <w:t xml:space="preserve">□ 보고 요지</w:t>
-      </w:r>
-    </w:p>
-    <w:p>
-      <w:pPr>
-        <w:pStyle w:val="FirstParagraph"/>
-      </w:pPr>
-      <w:r>
-        <w:t xml:space="preserve">연차 신청·승인 절차의 효율화 및 근로기준법상 사용촉진 통지 의무 이행의 정확성 확보를 위해,</w:t>
-      </w:r>
-      <w:r>
-        <w:t xml:space="preserve"> </w:t>
-      </w:r>
+    <w:p>
+      <w:pPr>
+        <w:pStyle w:val="Compact"/>
+        <w:numPr>
+          <w:ilvl w:val="0"/>
+          <w:numId w:val="1001"/>
+        </w:numPr>
+      </w:pPr>
       <w:r>
         <w:rPr>
           <w:b/>
           <w:bCs/>
         </w:rPr>
-        <w:t xml:space="preserve">사내 자체 개발한 EYEPOP 연차관리 시스템</w:t>
-      </w:r>
-      <w:r>
-        <w:t xml:space="preserve">의 도입을 완료하고</w:t>
+        <w:t xml:space="preserve">시스템 명:</w:t>
+      </w:r>
+      <w:r>
+        <w:t xml:space="preserve"> </w:t>
+      </w:r>
+      <w:r>
+        <w:t xml:space="preserve">EYEPOP 연차관리 시스템</w:t>
+      </w:r>
+    </w:p>
+    <w:p>
+      <w:pPr>
+        <w:pStyle w:val="Compact"/>
+        <w:numPr>
+          <w:ilvl w:val="0"/>
+          <w:numId w:val="1001"/>
+        </w:numPr>
+      </w:pPr>
+      <w:r>
+        <w:rPr>
+          <w:b/>
+          <w:bCs/>
+        </w:rPr>
+        <w:t xml:space="preserve">시스템 URL:</w:t>
+      </w:r>
+      <w:r>
+        <w:t xml:space="preserve"> </w:t>
+      </w:r>
+      <w:r>
+        <w:t xml:space="preserve">https://leave.eyepopeng.com</w:t>
+      </w:r>
+    </w:p>
+    <w:p>
+      <w:pPr>
+        <w:pStyle w:val="Compact"/>
+        <w:numPr>
+          <w:ilvl w:val="0"/>
+          <w:numId w:val="1001"/>
+        </w:numPr>
+      </w:pPr>
+      <w:r>
+        <w:rPr>
+          <w:b/>
+          <w:bCs/>
+        </w:rPr>
+        <w:t xml:space="preserve">시행일:</w:t>
+      </w:r>
+      <w:r>
+        <w:t xml:space="preserve"> </w:t>
+      </w:r>
+      <w:r>
+        <w:t xml:space="preserve">2026년 5월 1일</w:t>
+      </w:r>
+    </w:p>
+    <w:p>
+      <w:pPr>
+        <w:pStyle w:val="Compact"/>
+        <w:numPr>
+          <w:ilvl w:val="0"/>
+          <w:numId w:val="1001"/>
+        </w:numPr>
+      </w:pPr>
+      <w:r>
+        <w:rPr>
+          <w:b/>
+          <w:bCs/>
+        </w:rPr>
+        <w:t xml:space="preserve">대상:</w:t>
+      </w:r>
+      <w:r>
+        <w:t xml:space="preserve"> </w:t>
+      </w:r>
+      <w:r>
+        <w:t xml:space="preserve">전 임직원</w:t>
+      </w:r>
+    </w:p>
+    <w:p>
+      <w:pPr>
+        <w:pStyle w:val="Compact"/>
+        <w:numPr>
+          <w:ilvl w:val="0"/>
+          <w:numId w:val="1001"/>
+        </w:numPr>
+      </w:pPr>
+      <w:r>
+        <w:rPr>
+          <w:b/>
+          <w:bCs/>
+        </w:rPr>
+        <w:t xml:space="preserve">개발 형태:</w:t>
+      </w:r>
+      <w:r>
+        <w:t xml:space="preserve"> </w:t>
+      </w:r>
+      <w:r>
+        <w:t xml:space="preserve">사내 자체 개발 (외부 SaaS 미사용)</w:t>
+      </w:r>
+    </w:p>
+    <w:p>
+      <w:pPr>
+        <w:pStyle w:val="Compact"/>
+        <w:numPr>
+          <w:ilvl w:val="0"/>
+          <w:numId w:val="1001"/>
+        </w:numPr>
+      </w:pPr>
+      <w:r>
+        <w:rPr>
+          <w:b/>
+          <w:bCs/>
+        </w:rPr>
+        <w:t xml:space="preserve">작성일:</w:t>
+      </w:r>
+      <w:r>
+        <w:t xml:space="preserve"> </w:t>
+      </w:r>
+      <w:r>
+        <w:t xml:space="preserve">2026년 4월 28일</w:t>
+      </w:r>
+    </w:p>
+    <w:p>
+      <w:r>
+        <w:pict>
+          <v:rect style="width:0;height:1.5pt" o:hralign="center" o:hrstd="t" o:hr="t"/>
+        </w:pict>
+      </w:r>
+    </w:p>
+    <w:bookmarkStart w:id="10" w:name="추진-배경"/>
+    <w:p>
+      <w:pPr>
+        <w:pStyle w:val="Heading2"/>
+      </w:pPr>
+      <w:r>
+        <w:t xml:space="preserve">1. 추진 배경</w:t>
+      </w:r>
+    </w:p>
+    <w:p>
+      <w:pPr>
+        <w:pStyle w:val="FirstParagraph"/>
+      </w:pPr>
+      <w:r>
+        <w:t xml:space="preserve">기존 연차 신청·승인 프로세스의 비효율 및 근로기준법상 사용촉진 통지 의무 이행의 정확성 확보를 위해, 사내 자체 개발 시스템을 도입하여</w:t>
       </w:r>
       <w:r>
         <w:t xml:space="preserve"> </w:t>
@@ -181,7 +184,76 @@
         <w:t xml:space="preserve">2026년 5월 1일부</w:t>
       </w:r>
       <w:r>
-        <w:t xml:space="preserve">로 본격 운영을 시작하고자 함.</w:t>
+        <w:t xml:space="preserve">로 본격 운영을 개시함.</w:t>
+      </w:r>
+    </w:p>
+    <w:bookmarkStart w:id="9" w:name="가.-기존-운영-방식의-한계"/>
+    <w:p>
+      <w:pPr>
+        <w:pStyle w:val="Heading3"/>
+      </w:pPr>
+      <w:r>
+        <w:t xml:space="preserve">가. 기존 운영 방식의 한계</w:t>
+      </w:r>
+    </w:p>
+    <w:p>
+      <w:pPr>
+        <w:pStyle w:val="Compact"/>
+        <w:numPr>
+          <w:ilvl w:val="0"/>
+          <w:numId w:val="1002"/>
+        </w:numPr>
+      </w:pPr>
+      <w:r>
+        <w:t xml:space="preserve">수기·이메일 분산으로 인한 누락·소실 위험</w:t>
+      </w:r>
+    </w:p>
+    <w:p>
+      <w:pPr>
+        <w:pStyle w:val="Compact"/>
+        <w:numPr>
+          <w:ilvl w:val="0"/>
+          <w:numId w:val="1002"/>
+        </w:numPr>
+      </w:pPr>
+      <w:r>
+        <w:t xml:space="preserve">잔여 연차 실시간 파악 불가</w:t>
+      </w:r>
+    </w:p>
+    <w:p>
+      <w:pPr>
+        <w:pStyle w:val="Compact"/>
+        <w:numPr>
+          <w:ilvl w:val="0"/>
+          <w:numId w:val="1002"/>
+        </w:numPr>
+      </w:pPr>
+      <w:r>
+        <w:t xml:space="preserve">SECOM 출퇴근 기록과 연차 데이터 분리</w:t>
+      </w:r>
+    </w:p>
+    <w:p>
+      <w:pPr>
+        <w:pStyle w:val="Compact"/>
+        <w:numPr>
+          <w:ilvl w:val="0"/>
+          <w:numId w:val="1002"/>
+        </w:numPr>
+      </w:pPr>
+      <w:r>
+        <w:t xml:space="preserve">사용촉진 통지(근로기준법 §61) 누락 시 미사용 연차 보상 의무 발생</w:t>
+      </w:r>
+    </w:p>
+    <w:p>
+      <w:pPr>
+        <w:pStyle w:val="Compact"/>
+        <w:numPr>
+          <w:ilvl w:val="0"/>
+          <w:numId w:val="1002"/>
+        </w:numPr>
+      </w:pPr>
+      <w:r>
+        <w:t xml:space="preserve">신청·승인·변경 이력 추적성 미흡</w:t>
       </w:r>
     </w:p>
     <w:p>
@@ -192,61 +264,187 @@
       </w:r>
     </w:p>
     <w:bookmarkEnd w:id="9"/>
-    <w:bookmarkStart w:id="10" w:name="추진-배경"/>
+    <w:bookmarkEnd w:id="10"/>
+    <w:bookmarkStart w:id="14" w:name="시스템-주요-기능"/>
     <w:p>
       <w:pPr>
         <w:pStyle w:val="Heading2"/>
       </w:pPr>
       <w:r>
-        <w:t xml:space="preserve">□ 추진 배경</w:t>
-      </w:r>
-    </w:p>
-    <w:p>
-      <w:pPr>
-        <w:pStyle w:val="Compact"/>
-        <w:numPr>
-          <w:ilvl w:val="0"/>
-          <w:numId w:val="1001"/>
-        </w:numPr>
-      </w:pPr>
-      <w:r>
-        <w:t xml:space="preserve">수기·이메일 분산으로 인한 누락·소실 위험</w:t>
-      </w:r>
-    </w:p>
-    <w:p>
-      <w:pPr>
-        <w:pStyle w:val="Compact"/>
-        <w:numPr>
-          <w:ilvl w:val="0"/>
-          <w:numId w:val="1001"/>
-        </w:numPr>
-      </w:pPr>
-      <w:r>
-        <w:t xml:space="preserve">잔여 연차 실시간 파악 불가</w:t>
-      </w:r>
-    </w:p>
-    <w:p>
-      <w:pPr>
-        <w:pStyle w:val="Compact"/>
-        <w:numPr>
-          <w:ilvl w:val="0"/>
-          <w:numId w:val="1001"/>
-        </w:numPr>
-      </w:pPr>
-      <w:r>
-        <w:t xml:space="preserve">SECOM 출퇴근 기록과 연차 데이터 분리</w:t>
-      </w:r>
-    </w:p>
-    <w:p>
-      <w:pPr>
-        <w:pStyle w:val="Compact"/>
-        <w:numPr>
-          <w:ilvl w:val="0"/>
-          <w:numId w:val="1001"/>
-        </w:numPr>
-      </w:pPr>
-      <w:r>
-        <w:t xml:space="preserve">연차 사용촉진 통지(근로기준법 §61) 누락 시 미사용 연차 보상 의무 발생</w:t>
+        <w:t xml:space="preserve">2. 시스템 주요 기능</w:t>
+      </w:r>
+    </w:p>
+    <w:bookmarkStart w:id="11" w:name="가.-직원-측-기능"/>
+    <w:p>
+      <w:pPr>
+        <w:pStyle w:val="Heading3"/>
+      </w:pPr>
+      <w:r>
+        <w:t xml:space="preserve">가. 직원 측 기능</w:t>
+      </w:r>
+    </w:p>
+    <w:p>
+      <w:pPr>
+        <w:pStyle w:val="Compact"/>
+        <w:numPr>
+          <w:ilvl w:val="0"/>
+          <w:numId w:val="1003"/>
+        </w:numPr>
+      </w:pPr>
+      <w:r>
+        <w:t xml:space="preserve">웹 기반 신청 (PC·모바일 동일): leave.eyepopeng.com</w:t>
+      </w:r>
+    </w:p>
+    <w:p>
+      <w:pPr>
+        <w:pStyle w:val="Compact"/>
+        <w:numPr>
+          <w:ilvl w:val="0"/>
+          <w:numId w:val="1003"/>
+        </w:numPr>
+      </w:pPr>
+      <w:r>
+        <w:t xml:space="preserve">휴가 종류 5종: 연차·3/4차·반차(시간 직접 입력)·반반차·없음</w:t>
+      </w:r>
+    </w:p>
+    <w:p>
+      <w:pPr>
+        <w:pStyle w:val="Compact"/>
+        <w:numPr>
+          <w:ilvl w:val="0"/>
+          <w:numId w:val="1003"/>
+        </w:numPr>
+      </w:pPr>
+      <w:r>
+        <w:t xml:space="preserve">자동 잔여 연차 표시 (신청 시점 즉시 메일 안내)</w:t>
+      </w:r>
+    </w:p>
+    <w:p>
+      <w:pPr>
+        <w:pStyle w:val="Compact"/>
+        <w:numPr>
+          <w:ilvl w:val="0"/>
+          <w:numId w:val="1003"/>
+        </w:numPr>
+      </w:pPr>
+      <w:r>
+        <w:t xml:space="preserve">메일 [철회] 버튼 1클릭 (별도 인증 불필요)</w:t>
+      </w:r>
+    </w:p>
+    <w:bookmarkEnd w:id="11"/>
+    <w:bookmarkStart w:id="12" w:name="나.-관리자-측-기능-경영기획실"/>
+    <w:p>
+      <w:pPr>
+        <w:pStyle w:val="Heading3"/>
+      </w:pPr>
+      <w:r>
+        <w:t xml:space="preserve">나. 관리자 측 기능 (경영기획실)</w:t>
+      </w:r>
+    </w:p>
+    <w:p>
+      <w:pPr>
+        <w:pStyle w:val="Compact"/>
+        <w:numPr>
+          <w:ilvl w:val="0"/>
+          <w:numId w:val="1004"/>
+        </w:numPr>
+      </w:pPr>
+      <w:r>
+        <w:t xml:space="preserve">신청·승인·반려·수정·삭제 통합 관리 화면</w:t>
+      </w:r>
+    </w:p>
+    <w:p>
+      <w:pPr>
+        <w:pStyle w:val="Compact"/>
+        <w:numPr>
+          <w:ilvl w:val="0"/>
+          <w:numId w:val="1004"/>
+        </w:numPr>
+      </w:pPr>
+      <w:r>
+        <w:t xml:space="preserve">자동 승인 모드 (관리자 부담 최소화)</w:t>
+      </w:r>
+    </w:p>
+    <w:p>
+      <w:pPr>
+        <w:pStyle w:val="Compact"/>
+        <w:numPr>
+          <w:ilvl w:val="0"/>
+          <w:numId w:val="1004"/>
+        </w:numPr>
+      </w:pPr>
+      <w:r>
+        <w:t xml:space="preserve">직원 명단 엑셀 일괄 등록</w:t>
+      </w:r>
+    </w:p>
+    <w:p>
+      <w:pPr>
+        <w:pStyle w:val="Compact"/>
+        <w:numPr>
+          <w:ilvl w:val="0"/>
+          <w:numId w:val="1004"/>
+        </w:numPr>
+      </w:pPr>
+      <w:r>
+        <w:t xml:space="preserve">SECOM 출퇴근 자동 대조</w:t>
+      </w:r>
+    </w:p>
+    <w:p>
+      <w:pPr>
+        <w:pStyle w:val="Compact"/>
+        <w:numPr>
+          <w:ilvl w:val="0"/>
+          <w:numId w:val="1004"/>
+        </w:numPr>
+      </w:pPr>
+      <w:r>
+        <w:t xml:space="preserve">모든 액션에 본인·관리자·팀장 자동 통지 메일</w:t>
+      </w:r>
+    </w:p>
+    <w:bookmarkEnd w:id="12"/>
+    <w:bookmarkStart w:id="13" w:name="다.-법정-의무-자동화"/>
+    <w:p>
+      <w:pPr>
+        <w:pStyle w:val="Heading3"/>
+      </w:pPr>
+      <w:r>
+        <w:t xml:space="preserve">다. 법정 의무 자동화</w:t>
+      </w:r>
+    </w:p>
+    <w:p>
+      <w:pPr>
+        <w:pStyle w:val="Compact"/>
+        <w:numPr>
+          <w:ilvl w:val="0"/>
+          <w:numId w:val="1005"/>
+        </w:numPr>
+      </w:pPr>
+      <w:r>
+        <w:t xml:space="preserve">연차 사용촉진 통지 자동 발송 (7월·10월, 근로기준법 §61)</w:t>
+      </w:r>
+    </w:p>
+    <w:p>
+      <w:pPr>
+        <w:pStyle w:val="Compact"/>
+        <w:numPr>
+          <w:ilvl w:val="0"/>
+          <w:numId w:val="1005"/>
+        </w:numPr>
+      </w:pPr>
+      <w:r>
+        <w:t xml:space="preserve">통지 발송 이력 자동 보관 (감사 대응)</w:t>
+      </w:r>
+    </w:p>
+    <w:p>
+      <w:pPr>
+        <w:pStyle w:val="Compact"/>
+        <w:numPr>
+          <w:ilvl w:val="0"/>
+          <w:numId w:val="1005"/>
+        </w:numPr>
+      </w:pPr>
+      <w:r>
+        <w:t xml:space="preserve">메일 수신 확인 토큰으로 도달 사실 증명</w:t>
       </w:r>
     </w:p>
     <w:p>
@@ -256,101 +454,24 @@
         </w:pict>
       </w:r>
     </w:p>
-    <w:bookmarkEnd w:id="10"/>
-    <w:bookmarkStart w:id="11" w:name="시스템-주요-기능"/>
+    <w:bookmarkEnd w:id="13"/>
+    <w:bookmarkEnd w:id="14"/>
+    <w:bookmarkStart w:id="18" w:name="기대-효과"/>
     <w:p>
       <w:pPr>
         <w:pStyle w:val="Heading2"/>
       </w:pPr>
       <w:r>
-        <w:t xml:space="preserve">□ 시스템 주요 기능</w:t>
-      </w:r>
-    </w:p>
-    <w:p>
-      <w:pPr>
-        <w:pStyle w:val="Compact"/>
-        <w:numPr>
-          <w:ilvl w:val="0"/>
-          <w:numId w:val="1002"/>
-        </w:numPr>
-      </w:pPr>
-      <w:r>
-        <w:t xml:space="preserve">웹 기반 신청 (PC·모바일 동일):</w:t>
-      </w:r>
-      <w:r>
-        <w:t xml:space="preserve"> </w:t>
-      </w:r>
-      <w:r>
-        <w:rPr>
-          <w:b/>
-          <w:bCs/>
-        </w:rPr>
-        <w:t xml:space="preserve">leave.eyepopeng.com</w:t>
-      </w:r>
-    </w:p>
-    <w:p>
-      <w:pPr>
-        <w:pStyle w:val="Compact"/>
-        <w:numPr>
-          <w:ilvl w:val="0"/>
-          <w:numId w:val="1002"/>
-        </w:numPr>
-      </w:pPr>
-      <w:r>
-        <w:t xml:space="preserve">자동 승인 모드 + 메일 [철회] 1클릭 (별도 인증 불필요)</w:t>
-      </w:r>
-    </w:p>
-    <w:p>
-      <w:pPr>
-        <w:pStyle w:val="Compact"/>
-        <w:numPr>
-          <w:ilvl w:val="0"/>
-          <w:numId w:val="1002"/>
-        </w:numPr>
-      </w:pPr>
-      <w:r>
-        <w:t xml:space="preserve">SECOM 출퇴근 자동 대조</w:t>
-      </w:r>
-    </w:p>
-    <w:p>
-      <w:pPr>
-        <w:pStyle w:val="Compact"/>
-        <w:numPr>
-          <w:ilvl w:val="0"/>
-          <w:numId w:val="1002"/>
-        </w:numPr>
-      </w:pPr>
-      <w:r>
-        <w:t xml:space="preserve">사용촉진 통지 자동 발송 (7월·10월)</w:t>
-      </w:r>
-    </w:p>
-    <w:p>
-      <w:pPr>
-        <w:pStyle w:val="Compact"/>
-        <w:numPr>
-          <w:ilvl w:val="0"/>
-          <w:numId w:val="1002"/>
-        </w:numPr>
-      </w:pPr>
-      <w:r>
-        <w:t xml:space="preserve">모든 작업 영구 보관 (감사 추적성 확보)</w:t>
-      </w:r>
-    </w:p>
-    <w:p>
-      <w:r>
-        <w:pict>
-          <v:rect style="width:0;height:1.5pt" o:hralign="center" o:hrstd="t" o:hr="t"/>
-        </w:pict>
-      </w:r>
-    </w:p>
-    <w:bookmarkEnd w:id="11"/>
-    <w:bookmarkStart w:id="12" w:name="기대-효과"/>
-    <w:p>
-      <w:pPr>
-        <w:pStyle w:val="Heading2"/>
-      </w:pPr>
-      <w:r>
-        <w:t xml:space="preserve">□ 기대 효과</w:t>
+        <w:t xml:space="preserve">3. 기대 효과</w:t>
+      </w:r>
+    </w:p>
+    <w:bookmarkStart w:id="15" w:name="가.-업무시간비용"/>
+    <w:p>
+      <w:pPr>
+        <w:pStyle w:val="Heading3"/>
+      </w:pPr>
+      <w:r>
+        <w:t xml:space="preserve">가. 업무·시간·비용</w:t>
       </w:r>
     </w:p>
     <w:tbl>
@@ -384,6 +505,7 @@
           <w:p>
             <w:pPr>
               <w:pStyle w:val="Compact"/>
+              <w:jc w:val="right"/>
             </w:pPr>
             <w:r>
               <w:t xml:space="preserve">기존</w:t>
@@ -395,6 +517,7 @@
           <w:p>
             <w:pPr>
               <w:pStyle w:val="Compact"/>
+              <w:jc w:val="right"/>
             </w:pPr>
             <w:r>
               <w:t xml:space="preserve">도입 후</w:t>
@@ -419,6 +542,7 @@
           <w:p>
             <w:pPr>
               <w:pStyle w:val="Compact"/>
+              <w:jc w:val="right"/>
             </w:pPr>
             <w:r>
               <w:t xml:space="preserve">약 5분</w:t>
@@ -430,6 +554,7 @@
           <w:p>
             <w:pPr>
               <w:pStyle w:val="Compact"/>
+              <w:jc w:val="right"/>
             </w:pPr>
             <w:r>
               <w:t xml:space="preserve">약 1분 (80%↓)</w:t>
@@ -454,6 +579,7 @@
           <w:p>
             <w:pPr>
               <w:pStyle w:val="Compact"/>
+              <w:jc w:val="right"/>
             </w:pPr>
             <w:r>
               <w:t xml:space="preserve">약 5시간</w:t>
@@ -465,6 +591,7 @@
           <w:p>
             <w:pPr>
               <w:pStyle w:val="Compact"/>
+              <w:jc w:val="right"/>
             </w:pPr>
             <w:r>
               <w:t xml:space="preserve">약 1시간 (80%↓)</w:t>
@@ -489,6 +616,7 @@
           <w:p>
             <w:pPr>
               <w:pStyle w:val="Compact"/>
+              <w:jc w:val="right"/>
             </w:pPr>
             <w:r>
               <w:t xml:space="preserve">존재</w:t>
@@ -500,6 +628,7 @@
           <w:p>
             <w:pPr>
               <w:pStyle w:val="Compact"/>
+              <w:jc w:val="right"/>
             </w:pPr>
             <w:r>
               <w:t xml:space="preserve">0% (자동화)</w:t>
@@ -524,6 +653,7 @@
           <w:p>
             <w:pPr>
               <w:pStyle w:val="Compact"/>
+              <w:jc w:val="right"/>
             </w:pPr>
             <w:r>
               <w:t xml:space="preserve">연 200~500만 원</w:t>
@@ -535,9 +665,71 @@
           <w:p>
             <w:pPr>
               <w:pStyle w:val="Compact"/>
+              <w:jc w:val="right"/>
             </w:pPr>
             <w:r>
               <w:t xml:space="preserve">0원 (자체 개발)</w:t>
+            </w:r>
+          </w:p>
+        </w:tc>
+      </w:tr>
+    </w:tbl>
+    <w:bookmarkEnd w:id="15"/>
+    <w:bookmarkStart w:id="16" w:name="나.-종이출력-절감-esg"/>
+    <w:p>
+      <w:pPr>
+        <w:pStyle w:val="Heading3"/>
+      </w:pPr>
+      <w:r>
+        <w:t xml:space="preserve">나. 종이·출력 절감 (ESG)</w:t>
+      </w:r>
+    </w:p>
+    <w:tbl>
+      <w:tblPr>
+        <w:tblStyle w:val="Table"/>
+        <w:tblW w:type="pct" w:w="5000"/>
+        <w:tblLayout w:type="fixed"/>
+        <w:tblLook w:firstRow="1" w:lastRow="0" w:firstColumn="0" w:lastColumn="0" w:noHBand="0" w:noVBand="0" w:val="0020"/>
+      </w:tblPr>
+      <w:tblGrid>
+        <w:gridCol w:w="2640"/>
+        <w:gridCol w:w="2640"/>
+        <w:gridCol w:w="2640"/>
+      </w:tblGrid>
+      <w:tr>
+        <w:trPr>
+          <w:tblHeader w:val="on"/>
+        </w:trPr>
+        <w:tc>
+          <w:tcPr/>
+          <w:p>
+            <w:pPr>
+              <w:pStyle w:val="Compact"/>
+            </w:pPr>
+            <w:r>
+              <w:t xml:space="preserve">항목</w:t>
+            </w:r>
+          </w:p>
+        </w:tc>
+        <w:tc>
+          <w:tcPr/>
+          <w:p>
+            <w:pPr>
+              <w:pStyle w:val="Compact"/>
+            </w:pPr>
+            <w:r>
+              <w:t xml:space="preserve">기존</w:t>
+            </w:r>
+          </w:p>
+        </w:tc>
+        <w:tc>
+          <w:tcPr/>
+          <w:p>
+            <w:pPr>
+              <w:pStyle w:val="Compact"/>
+            </w:pPr>
+            <w:r>
+              <w:t xml:space="preserve">도입 후</w:t>
             </w:r>
           </w:p>
         </w:tc>
@@ -550,47 +742,199 @@
               <w:pStyle w:val="Compact"/>
             </w:pPr>
             <w:r>
-              <w:t xml:space="preserve">종이·인쇄·보관 직간접 비용</w:t>
-            </w:r>
-          </w:p>
-        </w:tc>
-        <w:tc>
-          <w:tcPr/>
-          <w:p>
-            <w:pPr>
-              <w:pStyle w:val="Compact"/>
-            </w:pPr>
-            <w:r>
-              <w:t xml:space="preserve">연 약 100만 원 이상</w:t>
-            </w:r>
-          </w:p>
-        </w:tc>
-        <w:tc>
-          <w:tcPr/>
-          <w:p>
-            <w:pPr>
-              <w:pStyle w:val="Compact"/>
-            </w:pPr>
-            <w:r>
-              <w:t xml:space="preserve">0원</w:t>
+              <w:t xml:space="preserve">신청서·승인서 출력</w:t>
+            </w:r>
+          </w:p>
+        </w:tc>
+        <w:tc>
+          <w:tcPr/>
+          <w:p>
+            <w:pPr>
+              <w:pStyle w:val="Compact"/>
+            </w:pPr>
+            <w:r>
+              <w:t xml:space="preserve">1건당 3~4매</w:t>
+            </w:r>
+          </w:p>
+        </w:tc>
+        <w:tc>
+          <w:tcPr/>
+          <w:p>
+            <w:pPr>
+              <w:pStyle w:val="Compact"/>
+            </w:pPr>
+            <w:r>
+              <w:t xml:space="preserve">0매</w:t>
+            </w:r>
+          </w:p>
+        </w:tc>
+      </w:tr>
+      <w:tr>
+        <w:tc>
+          <w:tcPr/>
+          <w:p>
+            <w:pPr>
+              <w:pStyle w:val="Compact"/>
+            </w:pPr>
+            <w:r>
+              <w:t xml:space="preserve">종이·토너·결재 사본·보관 자재 등 직간접 비용</w:t>
+            </w:r>
+          </w:p>
+        </w:tc>
+        <w:tc>
+          <w:tcPr/>
+          <w:p>
+            <w:pPr>
+              <w:pStyle w:val="Compact"/>
+            </w:pPr>
+            <w:r>
+              <w:t xml:space="preserve">—</w:t>
+            </w:r>
+          </w:p>
+        </w:tc>
+        <w:tc>
+          <w:tcPr/>
+          <w:p>
+            <w:pPr>
+              <w:pStyle w:val="Compact"/>
+            </w:pPr>
+            <w:r>
+              <w:rPr>
+                <w:b/>
+                <w:bCs/>
+              </w:rPr>
+              <w:t xml:space="preserve">연 약 100만 원 이상 절감</w:t>
+            </w:r>
+          </w:p>
+        </w:tc>
+      </w:tr>
+      <w:tr>
+        <w:tc>
+          <w:tcPr/>
+          <w:p>
+            <w:pPr>
+              <w:pStyle w:val="Compact"/>
+            </w:pPr>
+            <w:r>
+              <w:t xml:space="preserve">보관 공간</w:t>
+            </w:r>
+          </w:p>
+        </w:tc>
+        <w:tc>
+          <w:tcPr/>
+          <w:p>
+            <w:pPr>
+              <w:pStyle w:val="Compact"/>
+            </w:pPr>
+            <w:r>
+              <w:t xml:space="preserve">캐비닛 1칸 (3년 누적)</w:t>
+            </w:r>
+          </w:p>
+        </w:tc>
+        <w:tc>
+          <w:tcPr/>
+          <w:p>
+            <w:pPr>
+              <w:pStyle w:val="Compact"/>
+            </w:pPr>
+            <w:r>
+              <w:t xml:space="preserve">0매 (디지털 영구 보관)</w:t>
+            </w:r>
+          </w:p>
+        </w:tc>
+      </w:tr>
+      <w:tr>
+        <w:tc>
+          <w:tcPr/>
+          <w:p>
+            <w:pPr>
+              <w:pStyle w:val="Compact"/>
+            </w:pPr>
+            <w:r>
+              <w:t xml:space="preserve">분실·훼손 위험</w:t>
+            </w:r>
+          </w:p>
+        </w:tc>
+        <w:tc>
+          <w:tcPr/>
+          <w:p>
+            <w:pPr>
+              <w:pStyle w:val="Compact"/>
+            </w:pPr>
+            <w:r>
+              <w:t xml:space="preserve">종이 소실 가능</w:t>
+            </w:r>
+          </w:p>
+        </w:tc>
+        <w:tc>
+          <w:tcPr/>
+          <w:p>
+            <w:pPr>
+              <w:pStyle w:val="Compact"/>
+            </w:pPr>
+            <w:r>
+              <w:t xml:space="preserve">0% (자동 백업)</w:t>
             </w:r>
           </w:p>
         </w:tc>
       </w:tr>
     </w:tbl>
-    <w:p>
-      <w:pPr>
-        <w:pStyle w:val="BodyText"/>
-      </w:pPr>
-      <w:r>
-        <w:rPr>
-          <w:b/>
-          <w:bCs/>
-        </w:rPr>
-        <w:t xml:space="preserve">부가 효과</w:t>
-      </w:r>
-      <w:r>
-        <w:t xml:space="preserve">: ESG 경영 부합(친환경·탄소 절감) · 감사 추적성 강화 · 직원 편의성 향상</w:t>
+    <w:bookmarkEnd w:id="16"/>
+    <w:bookmarkStart w:id="17" w:name="다.-정성-효과"/>
+    <w:p>
+      <w:pPr>
+        <w:pStyle w:val="Heading3"/>
+      </w:pPr>
+      <w:r>
+        <w:t xml:space="preserve">다. 정성 효과</w:t>
+      </w:r>
+    </w:p>
+    <w:p>
+      <w:pPr>
+        <w:pStyle w:val="Compact"/>
+        <w:numPr>
+          <w:ilvl w:val="0"/>
+          <w:numId w:val="1006"/>
+        </w:numPr>
+      </w:pPr>
+      <w:r>
+        <w:t xml:space="preserve">직원 편의성 향상 (모바일 즉시 신청)</w:t>
+      </w:r>
+    </w:p>
+    <w:p>
+      <w:pPr>
+        <w:pStyle w:val="Compact"/>
+        <w:numPr>
+          <w:ilvl w:val="0"/>
+          <w:numId w:val="1006"/>
+        </w:numPr>
+      </w:pPr>
+      <w:r>
+        <w:t xml:space="preserve">경영기획실 업무 부담 감소 → 본연 업무 집중</w:t>
+      </w:r>
+    </w:p>
+    <w:p>
+      <w:pPr>
+        <w:pStyle w:val="Compact"/>
+        <w:numPr>
+          <w:ilvl w:val="0"/>
+          <w:numId w:val="1006"/>
+        </w:numPr>
+      </w:pPr>
+      <w:r>
+        <w:t xml:space="preserve">연차 사용 현황 실시간 가시성 (임원 회의 활용 가능)</w:t>
+      </w:r>
+    </w:p>
+    <w:p>
+      <w:pPr>
+        <w:pStyle w:val="Compact"/>
+        <w:numPr>
+          <w:ilvl w:val="0"/>
+          <w:numId w:val="1006"/>
+        </w:numPr>
+      </w:pPr>
+      <w:r>
+        <w:t xml:space="preserve">감사 추적성 강화 (모든 작업 영구 보관)</w:t>
       </w:r>
     </w:p>
     <w:p>
@@ -600,14 +944,15 @@
         </w:pict>
       </w:r>
     </w:p>
-    <w:bookmarkEnd w:id="12"/>
-    <w:bookmarkStart w:id="13" w:name="운영-일정"/>
+    <w:bookmarkEnd w:id="17"/>
+    <w:bookmarkEnd w:id="18"/>
+    <w:bookmarkStart w:id="19" w:name="운영-일정"/>
     <w:p>
       <w:pPr>
         <w:pStyle w:val="Heading2"/>
       </w:pPr>
       <w:r>
-        <w:t xml:space="preserve">□ 운영 일정</w:t>
+        <w:t xml:space="preserve">4. 운영 일정</w:t>
       </w:r>
     </w:p>
     <w:tbl>
@@ -655,6 +1000,30 @@
               <w:pStyle w:val="Compact"/>
             </w:pPr>
             <w:r>
+              <w:t xml:space="preserve">2026. 4. 28.</w:t>
+            </w:r>
+          </w:p>
+        </w:tc>
+        <w:tc>
+          <w:tcPr/>
+          <w:p>
+            <w:pPr>
+              <w:pStyle w:val="Compact"/>
+            </w:pPr>
+            <w:r>
+              <w:t xml:space="preserve">시스템 개발 완료 + 도메인 연결</w:t>
+            </w:r>
+          </w:p>
+        </w:tc>
+      </w:tr>
+      <w:tr>
+        <w:tc>
+          <w:tcPr/>
+          <w:p>
+            <w:pPr>
+              <w:pStyle w:val="Compact"/>
+            </w:pPr>
+            <w:r>
               <w:t xml:space="preserve">2026. 4. 29.</w:t>
             </w:r>
           </w:p>
@@ -698,7 +1067,7 @@
                 <w:b/>
                 <w:bCs/>
               </w:rPr>
-              <w:t xml:space="preserve">본격 운영 시작</w:t>
+              <w:t xml:space="preserve">본격 운영 개시</w:t>
             </w:r>
           </w:p>
         </w:tc>
@@ -759,109 +1128,64 @@
         </w:pict>
       </w:r>
     </w:p>
-    <w:bookmarkEnd w:id="13"/>
-    <w:bookmarkStart w:id="14" w:name="결재-요청"/>
+    <w:bookmarkEnd w:id="19"/>
+    <w:bookmarkStart w:id="20" w:name="참고사항"/>
     <w:p>
       <w:pPr>
         <w:pStyle w:val="Heading2"/>
       </w:pPr>
       <w:r>
-        <w:t xml:space="preserve">□ 결재 요청</w:t>
-      </w:r>
-    </w:p>
-    <w:p>
-      <w:pPr>
-        <w:pStyle w:val="FirstParagraph"/>
-      </w:pPr>
-      <w:r>
-        <w:t xml:space="preserve">본 시스템의 운영 시작에 대하여 결재를 요청드립니다.</w:t>
-      </w:r>
-    </w:p>
-    <w:tbl>
-      <w:tblPr>
-        <w:tblStyle w:val="Table"/>
-        <w:tblW w:type="auto" w:w="0"/>
-        <w:tblLook w:firstRow="1" w:lastRow="0" w:firstColumn="0" w:lastColumn="0" w:noHBand="0" w:noVBand="0" w:val="0020"/>
-      </w:tblPr>
-      <w:tblGrid>
-        <w:gridCol w:w="2640"/>
-        <w:gridCol w:w="2640"/>
-        <w:gridCol w:w="2640"/>
-      </w:tblGrid>
-      <w:tr>
-        <w:trPr>
-          <w:tblHeader w:val="on"/>
-        </w:trPr>
-        <w:tc>
-          <w:tcPr/>
-          <w:p>
-            <w:pPr>
-              <w:pStyle w:val="Compact"/>
-            </w:pPr>
-            <w:r>
-              <w:t xml:space="preserve">기안</w:t>
-            </w:r>
-          </w:p>
-        </w:tc>
-        <w:tc>
-          <w:tcPr/>
-          <w:p>
-            <w:pPr>
-              <w:pStyle w:val="Compact"/>
-            </w:pPr>
-            <w:r>
-              <w:t xml:space="preserve">검토</w:t>
-            </w:r>
-          </w:p>
-        </w:tc>
-        <w:tc>
-          <w:tcPr/>
-          <w:p>
-            <w:pPr>
-              <w:pStyle w:val="Compact"/>
-            </w:pPr>
-            <w:r>
-              <w:t xml:space="preserve">승인</w:t>
-            </w:r>
-          </w:p>
-        </w:tc>
-      </w:tr>
-      <w:tr>
-        <w:tc>
-          <w:tcPr/>
-          <w:p>
-            <w:pPr>
-              <w:pStyle w:val="Compact"/>
-            </w:pPr>
-            <w:r>
-              <w:t xml:space="preserve">김은주 차장</w:t>
-            </w:r>
-          </w:p>
-        </w:tc>
-        <w:tc>
-          <w:tcPr/>
-          <w:p>
-            <w:pPr>
-              <w:pStyle w:val="Compact"/>
-            </w:pPr>
-            <w:r>
-              <w:t xml:space="preserve">김홍정 부사장</w:t>
-            </w:r>
-          </w:p>
-        </w:tc>
-        <w:tc>
-          <w:tcPr/>
-          <w:p>
-            <w:pPr>
-              <w:pStyle w:val="Compact"/>
-            </w:pPr>
-            <w:r>
-              <w:t xml:space="preserve">대표이사</w:t>
-            </w:r>
-          </w:p>
-        </w:tc>
-      </w:tr>
-    </w:tbl>
+        <w:t xml:space="preserve">5. 참고사항</w:t>
+      </w:r>
+    </w:p>
+    <w:p>
+      <w:pPr>
+        <w:pStyle w:val="Compact"/>
+        <w:numPr>
+          <w:ilvl w:val="0"/>
+          <w:numId w:val="1007"/>
+        </w:numPr>
+      </w:pPr>
+      <w:r>
+        <w:t xml:space="preserve">본 시스템은 사내 자체 개발로 외부 라이선스 비용 0원</w:t>
+      </w:r>
+    </w:p>
+    <w:p>
+      <w:pPr>
+        <w:pStyle w:val="Compact"/>
+        <w:numPr>
+          <w:ilvl w:val="0"/>
+          <w:numId w:val="1007"/>
+        </w:numPr>
+      </w:pPr>
+      <w:r>
+        <w:t xml:space="preserve">HTTPS 암호화 + 본인 확인 토큰(HMAC SHA-256, 30일 유효) 적용</w:t>
+      </w:r>
+    </w:p>
+    <w:p>
+      <w:pPr>
+        <w:pStyle w:val="Compact"/>
+        <w:numPr>
+          <w:ilvl w:val="0"/>
+          <w:numId w:val="1007"/>
+        </w:numPr>
+      </w:pPr>
+      <w:r>
+        <w:t xml:space="preserve">데이터 저장: GitHub Gist (private) + Vercel 자동 배포·재해 복구</w:t>
+      </w:r>
+    </w:p>
+    <w:p>
+      <w:pPr>
+        <w:pStyle w:val="Compact"/>
+        <w:numPr>
+          <w:ilvl w:val="0"/>
+          <w:numId w:val="1007"/>
+        </w:numPr>
+      </w:pPr>
+      <w:r>
+        <w:t xml:space="preserve">모든 작업 로그 영구 보관</w:t>
+      </w:r>
+    </w:p>
     <w:p>
       <w:r>
         <w:pict>
@@ -874,11 +1198,15 @@
         <w:pStyle w:val="FirstParagraph"/>
       </w:pPr>
       <w:r>
-        <w:t xml:space="preserve">EYEPOP Engineering · 경영기획실</w:t>
-      </w:r>
-    </w:p>
-    <w:bookmarkEnd w:id="14"/>
-    <w:bookmarkEnd w:id="15"/>
+        <w:rPr>
+          <w:i/>
+          <w:iCs/>
+        </w:rPr>
+        <w:t xml:space="preserve">시스템 URL: https://leave.eyepopeng.com · 운영 담당: 경영기획실 김은주 차장</w:t>
+      </w:r>
+    </w:p>
+    <w:bookmarkEnd w:id="20"/>
+    <w:bookmarkEnd w:id="21"/>
     <w:sectPr>
       <w:pgSz w:w="11906" w:h="16838"/>
       <w:pgMar w:top="1440" w:right="1440" w:bottom="1440" w:left="1440" w:header="720" w:footer="720" w:gutter="0"/>
@@ -1100,6 +1428,21 @@
     <w:abstractNumId w:val="991"/>
   </w:num>
   <w:num w:numId="1002">
+    <w:abstractNumId w:val="991"/>
+  </w:num>
+  <w:num w:numId="1003">
+    <w:abstractNumId w:val="991"/>
+  </w:num>
+  <w:num w:numId="1004">
+    <w:abstractNumId w:val="991"/>
+  </w:num>
+  <w:num w:numId="1005">
+    <w:abstractNumId w:val="991"/>
+  </w:num>
+  <w:num w:numId="1006">
+    <w:abstractNumId w:val="991"/>
+  </w:num>
+  <w:num w:numId="1007">
     <w:abstractNumId w:val="991"/>
   </w:num>
 </w:numbering>
